--- a/PRAKTIKUM 6/Laprak_ML_Pekan6_KarimahIrsyadiyah_2411533018.docx
+++ b/PRAKTIKUM 6/Laprak_ML_Pekan6_KarimahIrsyadiyah_2411533018.docx
@@ -57,7 +57,7 @@
           <w:iCs/>
           <w:color w:val="auto"/>
         </w:rPr>
-        <w:t>KNN &amp; SVM (Decision Boundary Visualization)”</w:t>
+        <w:t>Decision Tree (Overfitting &amp; Tree Depth)</w:t>
       </w:r>
     </w:p>
     <w:p>
@@ -488,7 +488,7 @@
           <w:r>
             <w:fldChar w:fldCharType="separate"/>
           </w:r>
-          <w:hyperlink w:anchor="_Toc230170792" w:history="1">
+          <w:hyperlink w:anchor="_Toc230185681" w:history="1">
             <w:r>
               <w:rPr>
                 <w:rStyle w:val="Hyperlink"/>
@@ -515,7 +515,7 @@
                 <w:noProof/>
                 <w:webHidden/>
               </w:rPr>
-              <w:instrText xml:space="preserve"> PAGEREF _Toc230170792 \h </w:instrText>
+              <w:instrText xml:space="preserve"> PAGEREF _Toc230185681 \h </w:instrText>
             </w:r>
             <w:r>
               <w:rPr>
@@ -561,7 +561,7 @@
               <w:lang w:eastAsia="en-ID"/>
             </w:rPr>
           </w:pPr>
-          <w:hyperlink w:anchor="_Toc230170793" w:history="1">
+          <w:hyperlink w:anchor="_Toc230185682" w:history="1">
             <w:r>
               <w:rPr>
                 <w:rStyle w:val="Hyperlink"/>
@@ -607,7 +607,7 @@
                 <w:noProof/>
                 <w:webHidden/>
               </w:rPr>
-              <w:instrText xml:space="preserve"> PAGEREF _Toc230170793 \h </w:instrText>
+              <w:instrText xml:space="preserve"> PAGEREF _Toc230185682 \h </w:instrText>
             </w:r>
             <w:r>
               <w:rPr>
@@ -653,7 +653,7 @@
               <w:lang w:eastAsia="en-ID"/>
             </w:rPr>
           </w:pPr>
-          <w:hyperlink w:anchor="_Toc230170794" w:history="1">
+          <w:hyperlink w:anchor="_Toc230185683" w:history="1">
             <w:r>
               <w:rPr>
                 <w:rStyle w:val="Hyperlink"/>
@@ -698,7 +698,7 @@
                 <w:noProof/>
                 <w:webHidden/>
               </w:rPr>
-              <w:instrText xml:space="preserve"> PAGEREF _Toc230170794 \h </w:instrText>
+              <w:instrText xml:space="preserve"> PAGEREF _Toc230185683 \h </w:instrText>
             </w:r>
             <w:r>
               <w:rPr>
@@ -740,12 +740,11 @@
               <w:lang w:eastAsia="en-ID"/>
             </w:rPr>
           </w:pPr>
-          <w:hyperlink w:anchor="_Toc230170795" w:history="1">
+          <w:hyperlink w:anchor="_Toc230185684" w:history="1">
             <w:r>
               <w:rPr>
                 <w:rStyle w:val="Hyperlink"/>
                 <w:noProof/>
-                <w:lang w:val="nl-NL"/>
               </w:rPr>
               <w:t>LINK GITHUB:</w:t>
             </w:r>
@@ -768,7 +767,7 @@
                 <w:noProof/>
                 <w:webHidden/>
               </w:rPr>
-              <w:instrText xml:space="preserve"> PAGEREF _Toc230170795 \h </w:instrText>
+              <w:instrText xml:space="preserve"> PAGEREF _Toc230185684 \h </w:instrText>
             </w:r>
             <w:r>
               <w:rPr>
@@ -810,7 +809,7 @@
               <w:lang w:eastAsia="en-ID"/>
             </w:rPr>
           </w:pPr>
-          <w:hyperlink w:anchor="_Toc230170796" w:history="1">
+          <w:hyperlink w:anchor="_Toc230185685" w:history="1">
             <w:r>
               <w:rPr>
                 <w:rStyle w:val="Hyperlink"/>
@@ -838,7 +837,7 @@
                 <w:noProof/>
                 <w:webHidden/>
               </w:rPr>
-              <w:instrText xml:space="preserve"> PAGEREF _Toc230170796 \h </w:instrText>
+              <w:instrText xml:space="preserve"> PAGEREF _Toc230185685 \h </w:instrText>
             </w:r>
             <w:r>
               <w:rPr>
@@ -883,13 +882,13 @@
               <w:lang w:eastAsia="en-ID"/>
             </w:rPr>
           </w:pPr>
-          <w:hyperlink w:anchor="_Toc230170797" w:history="1">
+          <w:hyperlink w:anchor="_Toc230185686" w:history="1">
             <w:r>
               <w:rPr>
                 <w:rStyle w:val="Hyperlink"/>
                 <w:noProof/>
               </w:rPr>
-              <w:t>Latihan 1 – Regularization (Ridge &amp; Lasso)</w:t>
+              <w:t>File DecisionTree.ipynb</w:t>
             </w:r>
             <w:r>
               <w:rPr>
@@ -910,7 +909,7 @@
                 <w:noProof/>
                 <w:webHidden/>
               </w:rPr>
-              <w:instrText xml:space="preserve"> PAGEREF _Toc230170797 \h </w:instrText>
+              <w:instrText xml:space="preserve"> PAGEREF _Toc230185686 \h </w:instrText>
             </w:r>
             <w:r>
               <w:rPr>
@@ -956,7 +955,7 @@
               <w:lang w:eastAsia="en-ID"/>
             </w:rPr>
           </w:pPr>
-          <w:hyperlink w:anchor="_Toc230170798" w:history="1">
+          <w:hyperlink w:anchor="_Toc230185687" w:history="1">
             <w:r>
               <w:rPr>
                 <w:rStyle w:val="Hyperlink"/>
@@ -1002,72 +1001,7 @@
                 <w:noProof/>
                 <w:webHidden/>
               </w:rPr>
-              <w:instrText xml:space="preserve"> PAGEREF _Toc230170798 \h </w:instrText>
-            </w:r>
-            <w:r>
-              <w:rPr>
-                <w:noProof/>
-                <w:webHidden/>
-              </w:rPr>
-            </w:r>
-            <w:r>
-              <w:rPr>
-                <w:noProof/>
-                <w:webHidden/>
-              </w:rPr>
-              <w:fldChar w:fldCharType="separate"/>
-            </w:r>
-            <w:r>
-              <w:rPr>
-                <w:noProof/>
-                <w:webHidden/>
-              </w:rPr>
-              <w:t>4</w:t>
-            </w:r>
-            <w:r>
-              <w:rPr>
-                <w:noProof/>
-                <w:webHidden/>
-              </w:rPr>
-              <w:fldChar w:fldCharType="end"/>
-            </w:r>
-          </w:hyperlink>
-        </w:p>
-        <w:p>
-          <w:pPr>
-            <w:pStyle w:val="TOC2"/>
-            <w:tabs>
-              <w:tab w:val="right" w:leader="dot" w:pos="9016"/>
-            </w:tabs>
-            <w:rPr>
-              <w:rFonts w:asciiTheme="minorHAnsi" w:eastAsiaTheme="minorEastAsia" w:hAnsiTheme="minorHAnsi"/>
-              <w:noProof/>
-              <w:color w:val="auto"/>
-              <w:szCs w:val="24"/>
-              <w:lang w:eastAsia="en-ID"/>
-            </w:rPr>
-          </w:pPr>
-          <w:hyperlink w:anchor="_Toc230170799" w:history="1">
-            <w:r>
-              <w:rPr>
-                <w:noProof/>
-                <w:webHidden/>
-              </w:rPr>
-              <w:tab/>
-            </w:r>
-            <w:r>
-              <w:rPr>
-                <w:noProof/>
-                <w:webHidden/>
-              </w:rPr>
-              <w:fldChar w:fldCharType="begin"/>
-            </w:r>
-            <w:r>
-              <w:rPr>
-                <w:noProof/>
-                <w:webHidden/>
-              </w:rPr>
-              <w:instrText xml:space="preserve"> PAGEREF _Toc230170799 \h </w:instrText>
+              <w:instrText xml:space="preserve"> PAGEREF _Toc230185687 \h </w:instrText>
             </w:r>
             <w:r>
               <w:rPr>
@@ -1113,7 +1047,7 @@
               <w:lang w:eastAsia="en-ID"/>
             </w:rPr>
           </w:pPr>
-          <w:hyperlink w:anchor="_Toc230170800" w:history="1">
+          <w:hyperlink w:anchor="_Toc230185688" w:history="1">
             <w:r>
               <w:rPr>
                 <w:rStyle w:val="Hyperlink"/>
@@ -1137,7 +1071,7 @@
                 <w:rStyle w:val="Hyperlink"/>
                 <w:noProof/>
               </w:rPr>
-              <w:t>Load Dataset dan Memilih Fitur</w:t>
+              <w:t>Load Dataset</w:t>
             </w:r>
             <w:r>
               <w:rPr>
@@ -1158,7 +1092,7 @@
                 <w:noProof/>
                 <w:webHidden/>
               </w:rPr>
-              <w:instrText xml:space="preserve"> PAGEREF _Toc230170800 \h </w:instrText>
+              <w:instrText xml:space="preserve"> PAGEREF _Toc230185688 \h </w:instrText>
             </w:r>
             <w:r>
               <w:rPr>
@@ -1204,7 +1138,7 @@
               <w:lang w:eastAsia="en-ID"/>
             </w:rPr>
           </w:pPr>
-          <w:hyperlink w:anchor="_Toc230170801" w:history="1">
+          <w:hyperlink w:anchor="_Toc230185689" w:history="1">
             <w:r>
               <w:rPr>
                 <w:rStyle w:val="Hyperlink"/>
@@ -1228,7 +1162,7 @@
                 <w:rStyle w:val="Hyperlink"/>
                 <w:noProof/>
               </w:rPr>
-              <w:t>Scaling Data</w:t>
+              <w:t>Decision Tree Default</w:t>
             </w:r>
             <w:r>
               <w:rPr>
@@ -1249,7 +1183,7 @@
                 <w:noProof/>
                 <w:webHidden/>
               </w:rPr>
-              <w:instrText xml:space="preserve"> PAGEREF _Toc230170801 \h </w:instrText>
+              <w:instrText xml:space="preserve"> PAGEREF _Toc230185689 \h </w:instrText>
             </w:r>
             <w:r>
               <w:rPr>
@@ -1295,7 +1229,7 @@
               <w:lang w:eastAsia="en-ID"/>
             </w:rPr>
           </w:pPr>
-          <w:hyperlink w:anchor="_Toc230170802" w:history="1">
+          <w:hyperlink w:anchor="_Toc230185690" w:history="1">
             <w:r>
               <w:rPr>
                 <w:rStyle w:val="Hyperlink"/>
@@ -1319,7 +1253,7 @@
                 <w:rStyle w:val="Hyperlink"/>
                 <w:noProof/>
               </w:rPr>
-              <w:t>Training KNN</w:t>
+              <w:t>Uji Berbagai Nilai max_depth</w:t>
             </w:r>
             <w:r>
               <w:rPr>
@@ -1340,7 +1274,7 @@
                 <w:noProof/>
                 <w:webHidden/>
               </w:rPr>
-              <w:instrText xml:space="preserve"> PAGEREF _Toc230170802 \h </w:instrText>
+              <w:instrText xml:space="preserve"> PAGEREF _Toc230185690 \h </w:instrText>
             </w:r>
             <w:r>
               <w:rPr>
@@ -1360,7 +1294,7 @@
                 <w:noProof/>
                 <w:webHidden/>
               </w:rPr>
-              <w:t>5</w:t>
+              <w:t>6</w:t>
             </w:r>
             <w:r>
               <w:rPr>
@@ -1386,12 +1320,13 @@
               <w:lang w:eastAsia="en-ID"/>
             </w:rPr>
           </w:pPr>
-          <w:hyperlink w:anchor="_Toc230170803" w:history="1">
+          <w:hyperlink w:anchor="_Toc230185691" w:history="1">
             <w:r>
               <w:rPr>
                 <w:rStyle w:val="Hyperlink"/>
                 <w:bCs/>
                 <w:noProof/>
+                <w:lang w:val="nl-NL"/>
               </w:rPr>
               <w:t>2.5</w:t>
             </w:r>
@@ -1409,8 +1344,9 @@
               <w:rPr>
                 <w:rStyle w:val="Hyperlink"/>
                 <w:noProof/>
-              </w:rPr>
-              <w:t>Eksperimen Nilai K</w:t>
+                <w:lang w:val="nl-NL"/>
+              </w:rPr>
+              <w:t>Perbandingan Kriteria Split: Gini vs Entropy</w:t>
             </w:r>
             <w:r>
               <w:rPr>
@@ -1431,7 +1367,7 @@
                 <w:noProof/>
                 <w:webHidden/>
               </w:rPr>
-              <w:instrText xml:space="preserve"> PAGEREF _Toc230170803 \h </w:instrText>
+              <w:instrText xml:space="preserve"> PAGEREF _Toc230185691 \h </w:instrText>
             </w:r>
             <w:r>
               <w:rPr>
@@ -1451,7 +1387,7 @@
                 <w:noProof/>
                 <w:webHidden/>
               </w:rPr>
-              <w:t>6</w:t>
+              <w:t>7</w:t>
             </w:r>
             <w:r>
               <w:rPr>
@@ -1477,7 +1413,7 @@
               <w:lang w:eastAsia="en-ID"/>
             </w:rPr>
           </w:pPr>
-          <w:hyperlink w:anchor="_Toc230170804" w:history="1">
+          <w:hyperlink w:anchor="_Toc230185692" w:history="1">
             <w:r>
               <w:rPr>
                 <w:rStyle w:val="Hyperlink"/>
@@ -1501,7 +1437,7 @@
                 <w:rStyle w:val="Hyperlink"/>
                 <w:noProof/>
               </w:rPr>
-              <w:t>SVM Linear</w:t>
+              <w:t>Visualisasi Tree</w:t>
             </w:r>
             <w:r>
               <w:rPr>
@@ -1522,7 +1458,7 @@
                 <w:noProof/>
                 <w:webHidden/>
               </w:rPr>
-              <w:instrText xml:space="preserve"> PAGEREF _Toc230170804 \h </w:instrText>
+              <w:instrText xml:space="preserve"> PAGEREF _Toc230185692 \h </w:instrText>
             </w:r>
             <w:r>
               <w:rPr>
@@ -1542,7 +1478,7 @@
                 <w:noProof/>
                 <w:webHidden/>
               </w:rPr>
-              <w:t>6</w:t>
+              <w:t>7</w:t>
             </w:r>
             <w:r>
               <w:rPr>
@@ -1568,12 +1504,13 @@
               <w:lang w:eastAsia="en-ID"/>
             </w:rPr>
           </w:pPr>
-          <w:hyperlink w:anchor="_Toc230170805" w:history="1">
+          <w:hyperlink w:anchor="_Toc230185693" w:history="1">
             <w:r>
               <w:rPr>
                 <w:rStyle w:val="Hyperlink"/>
                 <w:bCs/>
                 <w:noProof/>
+                <w:lang w:val="nl-NL"/>
               </w:rPr>
               <w:t>2.7</w:t>
             </w:r>
@@ -1591,8 +1528,9 @@
               <w:rPr>
                 <w:rStyle w:val="Hyperlink"/>
                 <w:noProof/>
-              </w:rPr>
-              <w:t>SVM RBF</w:t>
+                <w:lang w:val="nl-NL"/>
+              </w:rPr>
+              <w:t>Tabel Perbandingan Hasil</w:t>
             </w:r>
             <w:r>
               <w:rPr>
@@ -1613,7 +1551,7 @@
                 <w:noProof/>
                 <w:webHidden/>
               </w:rPr>
-              <w:instrText xml:space="preserve"> PAGEREF _Toc230170805 \h </w:instrText>
+              <w:instrText xml:space="preserve"> PAGEREF _Toc230185693 \h </w:instrText>
             </w:r>
             <w:r>
               <w:rPr>
@@ -1633,7 +1571,1294 @@
                 <w:noProof/>
                 <w:webHidden/>
               </w:rPr>
-              <w:t>7</w:t>
+              <w:t>8</w:t>
+            </w:r>
+            <w:r>
+              <w:rPr>
+                <w:noProof/>
+                <w:webHidden/>
+              </w:rPr>
+              <w:fldChar w:fldCharType="end"/>
+            </w:r>
+          </w:hyperlink>
+        </w:p>
+        <w:p>
+          <w:pPr>
+            <w:pStyle w:val="TOC1"/>
+            <w:rPr>
+              <w:rFonts w:asciiTheme="minorHAnsi" w:eastAsiaTheme="minorEastAsia" w:hAnsiTheme="minorHAnsi"/>
+              <w:noProof/>
+              <w:color w:val="auto"/>
+              <w:szCs w:val="24"/>
+              <w:lang w:eastAsia="en-ID"/>
+            </w:rPr>
+          </w:pPr>
+          <w:hyperlink w:anchor="_Toc230185694" w:history="1">
+            <w:r>
+              <w:rPr>
+                <w:rStyle w:val="Hyperlink"/>
+                <w:noProof/>
+                <w:lang w:val="nl-NL"/>
+              </w:rPr>
+              <w:t>TUGAS PRAKTIKUM</w:t>
+            </w:r>
+            <w:r>
+              <w:rPr>
+                <w:noProof/>
+                <w:webHidden/>
+              </w:rPr>
+              <w:tab/>
+            </w:r>
+            <w:r>
+              <w:rPr>
+                <w:noProof/>
+                <w:webHidden/>
+              </w:rPr>
+              <w:fldChar w:fldCharType="begin"/>
+            </w:r>
+            <w:r>
+              <w:rPr>
+                <w:noProof/>
+                <w:webHidden/>
+              </w:rPr>
+              <w:instrText xml:space="preserve"> PAGEREF _Toc230185694 \h </w:instrText>
+            </w:r>
+            <w:r>
+              <w:rPr>
+                <w:noProof/>
+                <w:webHidden/>
+              </w:rPr>
+            </w:r>
+            <w:r>
+              <w:rPr>
+                <w:noProof/>
+                <w:webHidden/>
+              </w:rPr>
+              <w:fldChar w:fldCharType="separate"/>
+            </w:r>
+            <w:r>
+              <w:rPr>
+                <w:noProof/>
+                <w:webHidden/>
+              </w:rPr>
+              <w:t>10</w:t>
+            </w:r>
+            <w:r>
+              <w:rPr>
+                <w:noProof/>
+                <w:webHidden/>
+              </w:rPr>
+              <w:fldChar w:fldCharType="end"/>
+            </w:r>
+          </w:hyperlink>
+        </w:p>
+        <w:p>
+          <w:pPr>
+            <w:pStyle w:val="TOC2"/>
+            <w:tabs>
+              <w:tab w:val="right" w:leader="dot" w:pos="9016"/>
+            </w:tabs>
+            <w:rPr>
+              <w:rFonts w:asciiTheme="minorHAnsi" w:eastAsiaTheme="minorEastAsia" w:hAnsiTheme="minorHAnsi"/>
+              <w:noProof/>
+              <w:color w:val="auto"/>
+              <w:szCs w:val="24"/>
+              <w:lang w:eastAsia="en-ID"/>
+            </w:rPr>
+          </w:pPr>
+          <w:hyperlink w:anchor="_Toc230185695" w:history="1">
+            <w:r>
+              <w:rPr>
+                <w:rStyle w:val="Hyperlink"/>
+                <w:noProof/>
+                <w:lang w:val="nl-NL"/>
+              </w:rPr>
+              <w:t>Tugas_Decision_Tree.ipynb</w:t>
+            </w:r>
+            <w:r>
+              <w:rPr>
+                <w:noProof/>
+                <w:webHidden/>
+              </w:rPr>
+              <w:tab/>
+            </w:r>
+            <w:r>
+              <w:rPr>
+                <w:noProof/>
+                <w:webHidden/>
+              </w:rPr>
+              <w:fldChar w:fldCharType="begin"/>
+            </w:r>
+            <w:r>
+              <w:rPr>
+                <w:noProof/>
+                <w:webHidden/>
+              </w:rPr>
+              <w:instrText xml:space="preserve"> PAGEREF _Toc230185695 \h </w:instrText>
+            </w:r>
+            <w:r>
+              <w:rPr>
+                <w:noProof/>
+                <w:webHidden/>
+              </w:rPr>
+            </w:r>
+            <w:r>
+              <w:rPr>
+                <w:noProof/>
+                <w:webHidden/>
+              </w:rPr>
+              <w:fldChar w:fldCharType="separate"/>
+            </w:r>
+            <w:r>
+              <w:rPr>
+                <w:noProof/>
+                <w:webHidden/>
+              </w:rPr>
+              <w:t>10</w:t>
+            </w:r>
+            <w:r>
+              <w:rPr>
+                <w:noProof/>
+                <w:webHidden/>
+              </w:rPr>
+              <w:fldChar w:fldCharType="end"/>
+            </w:r>
+          </w:hyperlink>
+        </w:p>
+        <w:p>
+          <w:pPr>
+            <w:pStyle w:val="TOC2"/>
+            <w:tabs>
+              <w:tab w:val="left" w:pos="720"/>
+              <w:tab w:val="right" w:leader="dot" w:pos="9016"/>
+            </w:tabs>
+            <w:rPr>
+              <w:rFonts w:asciiTheme="minorHAnsi" w:eastAsiaTheme="minorEastAsia" w:hAnsiTheme="minorHAnsi"/>
+              <w:noProof/>
+              <w:color w:val="auto"/>
+              <w:szCs w:val="24"/>
+              <w:lang w:eastAsia="en-ID"/>
+            </w:rPr>
+          </w:pPr>
+          <w:hyperlink w:anchor="_Toc230185696" w:history="1">
+            <w:r>
+              <w:rPr>
+                <w:rStyle w:val="Hyperlink"/>
+                <w:bCs/>
+                <w:noProof/>
+                <w:lang w:val="nl-NL"/>
+              </w:rPr>
+              <w:t>1.</w:t>
+            </w:r>
+            <w:r>
+              <w:rPr>
+                <w:rFonts w:asciiTheme="minorHAnsi" w:eastAsiaTheme="minorEastAsia" w:hAnsiTheme="minorHAnsi"/>
+                <w:noProof/>
+                <w:color w:val="auto"/>
+                <w:szCs w:val="24"/>
+                <w:lang w:eastAsia="en-ID"/>
+              </w:rPr>
+              <w:tab/>
+            </w:r>
+            <w:r>
+              <w:rPr>
+                <w:rStyle w:val="Hyperlink"/>
+                <w:noProof/>
+                <w:lang w:val="nl-NL"/>
+              </w:rPr>
+              <w:t>Uji max_depth Hingga 30</w:t>
+            </w:r>
+            <w:r>
+              <w:rPr>
+                <w:noProof/>
+                <w:webHidden/>
+              </w:rPr>
+              <w:tab/>
+            </w:r>
+            <w:r>
+              <w:rPr>
+                <w:noProof/>
+                <w:webHidden/>
+              </w:rPr>
+              <w:fldChar w:fldCharType="begin"/>
+            </w:r>
+            <w:r>
+              <w:rPr>
+                <w:noProof/>
+                <w:webHidden/>
+              </w:rPr>
+              <w:instrText xml:space="preserve"> PAGEREF _Toc230185696 \h </w:instrText>
+            </w:r>
+            <w:r>
+              <w:rPr>
+                <w:noProof/>
+                <w:webHidden/>
+              </w:rPr>
+            </w:r>
+            <w:r>
+              <w:rPr>
+                <w:noProof/>
+                <w:webHidden/>
+              </w:rPr>
+              <w:fldChar w:fldCharType="separate"/>
+            </w:r>
+            <w:r>
+              <w:rPr>
+                <w:noProof/>
+                <w:webHidden/>
+              </w:rPr>
+              <w:t>10</w:t>
+            </w:r>
+            <w:r>
+              <w:rPr>
+                <w:noProof/>
+                <w:webHidden/>
+              </w:rPr>
+              <w:fldChar w:fldCharType="end"/>
+            </w:r>
+          </w:hyperlink>
+        </w:p>
+        <w:p>
+          <w:pPr>
+            <w:pStyle w:val="TOC2"/>
+            <w:tabs>
+              <w:tab w:val="left" w:pos="720"/>
+              <w:tab w:val="right" w:leader="dot" w:pos="9016"/>
+            </w:tabs>
+            <w:rPr>
+              <w:rFonts w:asciiTheme="minorHAnsi" w:eastAsiaTheme="minorEastAsia" w:hAnsiTheme="minorHAnsi"/>
+              <w:noProof/>
+              <w:color w:val="auto"/>
+              <w:szCs w:val="24"/>
+              <w:lang w:eastAsia="en-ID"/>
+            </w:rPr>
+          </w:pPr>
+          <w:hyperlink w:anchor="_Toc230185697" w:history="1">
+            <w:r>
+              <w:rPr>
+                <w:rStyle w:val="Hyperlink"/>
+                <w:bCs/>
+                <w:noProof/>
+              </w:rPr>
+              <w:t>2.</w:t>
+            </w:r>
+            <w:r>
+              <w:rPr>
+                <w:rFonts w:asciiTheme="minorHAnsi" w:eastAsiaTheme="minorEastAsia" w:hAnsiTheme="minorHAnsi"/>
+                <w:noProof/>
+                <w:color w:val="auto"/>
+                <w:szCs w:val="24"/>
+                <w:lang w:eastAsia="en-ID"/>
+              </w:rPr>
+              <w:tab/>
+            </w:r>
+            <w:r>
+              <w:rPr>
+                <w:rStyle w:val="Hyperlink"/>
+                <w:noProof/>
+              </w:rPr>
+              <w:t>Menambahkan min_samples_split</w:t>
+            </w:r>
+            <w:r>
+              <w:rPr>
+                <w:noProof/>
+                <w:webHidden/>
+              </w:rPr>
+              <w:tab/>
+            </w:r>
+            <w:r>
+              <w:rPr>
+                <w:noProof/>
+                <w:webHidden/>
+              </w:rPr>
+              <w:fldChar w:fldCharType="begin"/>
+            </w:r>
+            <w:r>
+              <w:rPr>
+                <w:noProof/>
+                <w:webHidden/>
+              </w:rPr>
+              <w:instrText xml:space="preserve"> PAGEREF _Toc230185697 \h </w:instrText>
+            </w:r>
+            <w:r>
+              <w:rPr>
+                <w:noProof/>
+                <w:webHidden/>
+              </w:rPr>
+            </w:r>
+            <w:r>
+              <w:rPr>
+                <w:noProof/>
+                <w:webHidden/>
+              </w:rPr>
+              <w:fldChar w:fldCharType="separate"/>
+            </w:r>
+            <w:r>
+              <w:rPr>
+                <w:noProof/>
+                <w:webHidden/>
+              </w:rPr>
+              <w:t>12</w:t>
+            </w:r>
+            <w:r>
+              <w:rPr>
+                <w:noProof/>
+                <w:webHidden/>
+              </w:rPr>
+              <w:fldChar w:fldCharType="end"/>
+            </w:r>
+          </w:hyperlink>
+        </w:p>
+        <w:p>
+          <w:pPr>
+            <w:pStyle w:val="TOC2"/>
+            <w:tabs>
+              <w:tab w:val="left" w:pos="720"/>
+              <w:tab w:val="right" w:leader="dot" w:pos="9016"/>
+            </w:tabs>
+            <w:rPr>
+              <w:rFonts w:asciiTheme="minorHAnsi" w:eastAsiaTheme="minorEastAsia" w:hAnsiTheme="minorHAnsi"/>
+              <w:noProof/>
+              <w:color w:val="auto"/>
+              <w:szCs w:val="24"/>
+              <w:lang w:eastAsia="en-ID"/>
+            </w:rPr>
+          </w:pPr>
+          <w:hyperlink w:anchor="_Toc230185698" w:history="1">
+            <w:r>
+              <w:rPr>
+                <w:rStyle w:val="Hyperlink"/>
+                <w:bCs/>
+                <w:noProof/>
+              </w:rPr>
+              <w:t>3.</w:t>
+            </w:r>
+            <w:r>
+              <w:rPr>
+                <w:rFonts w:asciiTheme="minorHAnsi" w:eastAsiaTheme="minorEastAsia" w:hAnsiTheme="minorHAnsi"/>
+                <w:noProof/>
+                <w:color w:val="auto"/>
+                <w:szCs w:val="24"/>
+                <w:lang w:eastAsia="en-ID"/>
+              </w:rPr>
+              <w:tab/>
+            </w:r>
+            <w:r>
+              <w:rPr>
+                <w:rStyle w:val="Hyperlink"/>
+                <w:noProof/>
+              </w:rPr>
+              <w:t>Menambahkan min_samples_leaf</w:t>
+            </w:r>
+            <w:r>
+              <w:rPr>
+                <w:noProof/>
+                <w:webHidden/>
+              </w:rPr>
+              <w:tab/>
+            </w:r>
+            <w:r>
+              <w:rPr>
+                <w:noProof/>
+                <w:webHidden/>
+              </w:rPr>
+              <w:fldChar w:fldCharType="begin"/>
+            </w:r>
+            <w:r>
+              <w:rPr>
+                <w:noProof/>
+                <w:webHidden/>
+              </w:rPr>
+              <w:instrText xml:space="preserve"> PAGEREF _Toc230185698 \h </w:instrText>
+            </w:r>
+            <w:r>
+              <w:rPr>
+                <w:noProof/>
+                <w:webHidden/>
+              </w:rPr>
+            </w:r>
+            <w:r>
+              <w:rPr>
+                <w:noProof/>
+                <w:webHidden/>
+              </w:rPr>
+              <w:fldChar w:fldCharType="separate"/>
+            </w:r>
+            <w:r>
+              <w:rPr>
+                <w:noProof/>
+                <w:webHidden/>
+              </w:rPr>
+              <w:t>13</w:t>
+            </w:r>
+            <w:r>
+              <w:rPr>
+                <w:noProof/>
+                <w:webHidden/>
+              </w:rPr>
+              <w:fldChar w:fldCharType="end"/>
+            </w:r>
+          </w:hyperlink>
+        </w:p>
+        <w:p>
+          <w:pPr>
+            <w:pStyle w:val="TOC2"/>
+            <w:tabs>
+              <w:tab w:val="left" w:pos="720"/>
+              <w:tab w:val="right" w:leader="dot" w:pos="9016"/>
+            </w:tabs>
+            <w:rPr>
+              <w:rFonts w:asciiTheme="minorHAnsi" w:eastAsiaTheme="minorEastAsia" w:hAnsiTheme="minorHAnsi"/>
+              <w:noProof/>
+              <w:color w:val="auto"/>
+              <w:szCs w:val="24"/>
+              <w:lang w:eastAsia="en-ID"/>
+            </w:rPr>
+          </w:pPr>
+          <w:hyperlink w:anchor="_Toc230185699" w:history="1">
+            <w:r>
+              <w:rPr>
+                <w:rStyle w:val="Hyperlink"/>
+                <w:bCs/>
+                <w:noProof/>
+              </w:rPr>
+              <w:t>4.</w:t>
+            </w:r>
+            <w:r>
+              <w:rPr>
+                <w:rFonts w:asciiTheme="minorHAnsi" w:eastAsiaTheme="minorEastAsia" w:hAnsiTheme="minorHAnsi"/>
+                <w:noProof/>
+                <w:color w:val="auto"/>
+                <w:szCs w:val="24"/>
+                <w:lang w:eastAsia="en-ID"/>
+              </w:rPr>
+              <w:tab/>
+            </w:r>
+            <w:r>
+              <w:rPr>
+                <w:rStyle w:val="Hyperlink"/>
+                <w:bCs/>
+                <w:noProof/>
+              </w:rPr>
+              <w:t>Perbandingan dengan Logistic Regression</w:t>
+            </w:r>
+            <w:r>
+              <w:rPr>
+                <w:noProof/>
+                <w:webHidden/>
+              </w:rPr>
+              <w:tab/>
+            </w:r>
+            <w:r>
+              <w:rPr>
+                <w:noProof/>
+                <w:webHidden/>
+              </w:rPr>
+              <w:fldChar w:fldCharType="begin"/>
+            </w:r>
+            <w:r>
+              <w:rPr>
+                <w:noProof/>
+                <w:webHidden/>
+              </w:rPr>
+              <w:instrText xml:space="preserve"> PAGEREF _Toc230185699 \h </w:instrText>
+            </w:r>
+            <w:r>
+              <w:rPr>
+                <w:noProof/>
+                <w:webHidden/>
+              </w:rPr>
+            </w:r>
+            <w:r>
+              <w:rPr>
+                <w:noProof/>
+                <w:webHidden/>
+              </w:rPr>
+              <w:fldChar w:fldCharType="separate"/>
+            </w:r>
+            <w:r>
+              <w:rPr>
+                <w:noProof/>
+                <w:webHidden/>
+              </w:rPr>
+              <w:t>14</w:t>
+            </w:r>
+            <w:r>
+              <w:rPr>
+                <w:noProof/>
+                <w:webHidden/>
+              </w:rPr>
+              <w:fldChar w:fldCharType="end"/>
+            </w:r>
+          </w:hyperlink>
+        </w:p>
+        <w:p>
+          <w:pPr>
+            <w:pStyle w:val="TOC2"/>
+            <w:tabs>
+              <w:tab w:val="left" w:pos="720"/>
+              <w:tab w:val="right" w:leader="dot" w:pos="9016"/>
+            </w:tabs>
+            <w:rPr>
+              <w:rFonts w:asciiTheme="minorHAnsi" w:eastAsiaTheme="minorEastAsia" w:hAnsiTheme="minorHAnsi"/>
+              <w:noProof/>
+              <w:color w:val="auto"/>
+              <w:szCs w:val="24"/>
+              <w:lang w:eastAsia="en-ID"/>
+            </w:rPr>
+          </w:pPr>
+          <w:hyperlink w:anchor="_Toc230185700" w:history="1">
+            <w:r>
+              <w:rPr>
+                <w:rStyle w:val="Hyperlink"/>
+                <w:bCs/>
+                <w:noProof/>
+              </w:rPr>
+              <w:t>5.</w:t>
+            </w:r>
+            <w:r>
+              <w:rPr>
+                <w:rFonts w:asciiTheme="minorHAnsi" w:eastAsiaTheme="minorEastAsia" w:hAnsiTheme="minorHAnsi"/>
+                <w:noProof/>
+                <w:color w:val="auto"/>
+                <w:szCs w:val="24"/>
+                <w:lang w:eastAsia="en-ID"/>
+              </w:rPr>
+              <w:tab/>
+            </w:r>
+            <w:r>
+              <w:rPr>
+                <w:rStyle w:val="Hyperlink"/>
+                <w:noProof/>
+              </w:rPr>
+              <w:t>5-Fold Cross Validation</w:t>
+            </w:r>
+            <w:r>
+              <w:rPr>
+                <w:noProof/>
+                <w:webHidden/>
+              </w:rPr>
+              <w:tab/>
+            </w:r>
+            <w:r>
+              <w:rPr>
+                <w:noProof/>
+                <w:webHidden/>
+              </w:rPr>
+              <w:fldChar w:fldCharType="begin"/>
+            </w:r>
+            <w:r>
+              <w:rPr>
+                <w:noProof/>
+                <w:webHidden/>
+              </w:rPr>
+              <w:instrText xml:space="preserve"> PAGEREF _Toc230185700 \h </w:instrText>
+            </w:r>
+            <w:r>
+              <w:rPr>
+                <w:noProof/>
+                <w:webHidden/>
+              </w:rPr>
+            </w:r>
+            <w:r>
+              <w:rPr>
+                <w:noProof/>
+                <w:webHidden/>
+              </w:rPr>
+              <w:fldChar w:fldCharType="separate"/>
+            </w:r>
+            <w:r>
+              <w:rPr>
+                <w:noProof/>
+                <w:webHidden/>
+              </w:rPr>
+              <w:t>15</w:t>
+            </w:r>
+            <w:r>
+              <w:rPr>
+                <w:noProof/>
+                <w:webHidden/>
+              </w:rPr>
+              <w:fldChar w:fldCharType="end"/>
+            </w:r>
+          </w:hyperlink>
+        </w:p>
+        <w:p>
+          <w:pPr>
+            <w:pStyle w:val="TOC2"/>
+            <w:tabs>
+              <w:tab w:val="left" w:pos="720"/>
+              <w:tab w:val="right" w:leader="dot" w:pos="9016"/>
+            </w:tabs>
+            <w:rPr>
+              <w:rFonts w:asciiTheme="minorHAnsi" w:eastAsiaTheme="minorEastAsia" w:hAnsiTheme="minorHAnsi"/>
+              <w:noProof/>
+              <w:color w:val="auto"/>
+              <w:szCs w:val="24"/>
+              <w:lang w:eastAsia="en-ID"/>
+            </w:rPr>
+          </w:pPr>
+          <w:hyperlink w:anchor="_Toc230185701" w:history="1">
+            <w:r>
+              <w:rPr>
+                <w:rStyle w:val="Hyperlink"/>
+                <w:bCs/>
+                <w:noProof/>
+              </w:rPr>
+              <w:t>6.</w:t>
+            </w:r>
+            <w:r>
+              <w:rPr>
+                <w:rFonts w:asciiTheme="minorHAnsi" w:eastAsiaTheme="minorEastAsia" w:hAnsiTheme="minorHAnsi"/>
+                <w:noProof/>
+                <w:color w:val="auto"/>
+                <w:szCs w:val="24"/>
+                <w:lang w:eastAsia="en-ID"/>
+              </w:rPr>
+              <w:tab/>
+            </w:r>
+            <w:r>
+              <w:rPr>
+                <w:rStyle w:val="Hyperlink"/>
+                <w:noProof/>
+              </w:rPr>
+              <w:t>Tabel Hasil Tugas Individu</w:t>
+            </w:r>
+            <w:r>
+              <w:rPr>
+                <w:noProof/>
+                <w:webHidden/>
+              </w:rPr>
+              <w:tab/>
+            </w:r>
+            <w:r>
+              <w:rPr>
+                <w:noProof/>
+                <w:webHidden/>
+              </w:rPr>
+              <w:fldChar w:fldCharType="begin"/>
+            </w:r>
+            <w:r>
+              <w:rPr>
+                <w:noProof/>
+                <w:webHidden/>
+              </w:rPr>
+              <w:instrText xml:space="preserve"> PAGEREF _Toc230185701 \h </w:instrText>
+            </w:r>
+            <w:r>
+              <w:rPr>
+                <w:noProof/>
+                <w:webHidden/>
+              </w:rPr>
+            </w:r>
+            <w:r>
+              <w:rPr>
+                <w:noProof/>
+                <w:webHidden/>
+              </w:rPr>
+              <w:fldChar w:fldCharType="separate"/>
+            </w:r>
+            <w:r>
+              <w:rPr>
+                <w:noProof/>
+                <w:webHidden/>
+              </w:rPr>
+              <w:t>16</w:t>
+            </w:r>
+            <w:r>
+              <w:rPr>
+                <w:noProof/>
+                <w:webHidden/>
+              </w:rPr>
+              <w:fldChar w:fldCharType="end"/>
+            </w:r>
+          </w:hyperlink>
+        </w:p>
+        <w:p>
+          <w:pPr>
+            <w:pStyle w:val="TOC1"/>
+            <w:rPr>
+              <w:rFonts w:asciiTheme="minorHAnsi" w:eastAsiaTheme="minorEastAsia" w:hAnsiTheme="minorHAnsi"/>
+              <w:noProof/>
+              <w:color w:val="auto"/>
+              <w:szCs w:val="24"/>
+              <w:lang w:eastAsia="en-ID"/>
+            </w:rPr>
+          </w:pPr>
+          <w:hyperlink w:anchor="_Toc230185702" w:history="1">
+            <w:r>
+              <w:rPr>
+                <w:rStyle w:val="Hyperlink"/>
+                <w:noProof/>
+              </w:rPr>
+              <w:t>PERTANYAAN REFLEKTIF</w:t>
+            </w:r>
+            <w:r>
+              <w:rPr>
+                <w:noProof/>
+                <w:webHidden/>
+              </w:rPr>
+              <w:tab/>
+            </w:r>
+            <w:r>
+              <w:rPr>
+                <w:noProof/>
+                <w:webHidden/>
+              </w:rPr>
+              <w:fldChar w:fldCharType="begin"/>
+            </w:r>
+            <w:r>
+              <w:rPr>
+                <w:noProof/>
+                <w:webHidden/>
+              </w:rPr>
+              <w:instrText xml:space="preserve"> PAGEREF _Toc230185702 \h </w:instrText>
+            </w:r>
+            <w:r>
+              <w:rPr>
+                <w:noProof/>
+                <w:webHidden/>
+              </w:rPr>
+            </w:r>
+            <w:r>
+              <w:rPr>
+                <w:noProof/>
+                <w:webHidden/>
+              </w:rPr>
+              <w:fldChar w:fldCharType="separate"/>
+            </w:r>
+            <w:r>
+              <w:rPr>
+                <w:noProof/>
+                <w:webHidden/>
+              </w:rPr>
+              <w:t>17</w:t>
+            </w:r>
+            <w:r>
+              <w:rPr>
+                <w:noProof/>
+                <w:webHidden/>
+              </w:rPr>
+              <w:fldChar w:fldCharType="end"/>
+            </w:r>
+          </w:hyperlink>
+        </w:p>
+        <w:p>
+          <w:pPr>
+            <w:pStyle w:val="TOC2"/>
+            <w:tabs>
+              <w:tab w:val="left" w:pos="720"/>
+              <w:tab w:val="right" w:leader="dot" w:pos="9016"/>
+            </w:tabs>
+            <w:rPr>
+              <w:rFonts w:asciiTheme="minorHAnsi" w:eastAsiaTheme="minorEastAsia" w:hAnsiTheme="minorHAnsi"/>
+              <w:noProof/>
+              <w:color w:val="auto"/>
+              <w:szCs w:val="24"/>
+              <w:lang w:eastAsia="en-ID"/>
+            </w:rPr>
+          </w:pPr>
+          <w:hyperlink w:anchor="_Toc230185703" w:history="1">
+            <w:r>
+              <w:rPr>
+                <w:rStyle w:val="Hyperlink"/>
+                <w:bCs/>
+                <w:noProof/>
+              </w:rPr>
+              <w:t>1.</w:t>
+            </w:r>
+            <w:r>
+              <w:rPr>
+                <w:rFonts w:asciiTheme="minorHAnsi" w:eastAsiaTheme="minorEastAsia" w:hAnsiTheme="minorHAnsi"/>
+                <w:noProof/>
+                <w:color w:val="auto"/>
+                <w:szCs w:val="24"/>
+                <w:lang w:eastAsia="en-ID"/>
+              </w:rPr>
+              <w:tab/>
+            </w:r>
+            <w:r>
+              <w:rPr>
+                <w:rStyle w:val="Hyperlink"/>
+                <w:noProof/>
+              </w:rPr>
+              <w:t>Mengapa Decision Tree mudah overfit?</w:t>
+            </w:r>
+            <w:r>
+              <w:rPr>
+                <w:noProof/>
+                <w:webHidden/>
+              </w:rPr>
+              <w:tab/>
+            </w:r>
+            <w:r>
+              <w:rPr>
+                <w:noProof/>
+                <w:webHidden/>
+              </w:rPr>
+              <w:fldChar w:fldCharType="begin"/>
+            </w:r>
+            <w:r>
+              <w:rPr>
+                <w:noProof/>
+                <w:webHidden/>
+              </w:rPr>
+              <w:instrText xml:space="preserve"> PAGEREF _Toc230185703 \h </w:instrText>
+            </w:r>
+            <w:r>
+              <w:rPr>
+                <w:noProof/>
+                <w:webHidden/>
+              </w:rPr>
+            </w:r>
+            <w:r>
+              <w:rPr>
+                <w:noProof/>
+                <w:webHidden/>
+              </w:rPr>
+              <w:fldChar w:fldCharType="separate"/>
+            </w:r>
+            <w:r>
+              <w:rPr>
+                <w:noProof/>
+                <w:webHidden/>
+              </w:rPr>
+              <w:t>17</w:t>
+            </w:r>
+            <w:r>
+              <w:rPr>
+                <w:noProof/>
+                <w:webHidden/>
+              </w:rPr>
+              <w:fldChar w:fldCharType="end"/>
+            </w:r>
+          </w:hyperlink>
+        </w:p>
+        <w:p>
+          <w:pPr>
+            <w:pStyle w:val="TOC2"/>
+            <w:tabs>
+              <w:tab w:val="left" w:pos="720"/>
+              <w:tab w:val="right" w:leader="dot" w:pos="9016"/>
+            </w:tabs>
+            <w:rPr>
+              <w:rFonts w:asciiTheme="minorHAnsi" w:eastAsiaTheme="minorEastAsia" w:hAnsiTheme="minorHAnsi"/>
+              <w:noProof/>
+              <w:color w:val="auto"/>
+              <w:szCs w:val="24"/>
+              <w:lang w:eastAsia="en-ID"/>
+            </w:rPr>
+          </w:pPr>
+          <w:hyperlink w:anchor="_Toc230185704" w:history="1">
+            <w:r>
+              <w:rPr>
+                <w:rStyle w:val="Hyperlink"/>
+                <w:bCs/>
+                <w:noProof/>
+              </w:rPr>
+              <w:t>2.</w:t>
+            </w:r>
+            <w:r>
+              <w:rPr>
+                <w:rFonts w:asciiTheme="minorHAnsi" w:eastAsiaTheme="minorEastAsia" w:hAnsiTheme="minorHAnsi"/>
+                <w:noProof/>
+                <w:color w:val="auto"/>
+                <w:szCs w:val="24"/>
+                <w:lang w:eastAsia="en-ID"/>
+              </w:rPr>
+              <w:tab/>
+            </w:r>
+            <w:r>
+              <w:rPr>
+                <w:rStyle w:val="Hyperlink"/>
+                <w:noProof/>
+              </w:rPr>
+              <w:t>Mengapa model tanpa batas depth hampir selalu train accuracy = 1?</w:t>
+            </w:r>
+            <w:r>
+              <w:rPr>
+                <w:noProof/>
+                <w:webHidden/>
+              </w:rPr>
+              <w:tab/>
+            </w:r>
+            <w:r>
+              <w:rPr>
+                <w:noProof/>
+                <w:webHidden/>
+              </w:rPr>
+              <w:fldChar w:fldCharType="begin"/>
+            </w:r>
+            <w:r>
+              <w:rPr>
+                <w:noProof/>
+                <w:webHidden/>
+              </w:rPr>
+              <w:instrText xml:space="preserve"> PAGEREF _Toc230185704 \h </w:instrText>
+            </w:r>
+            <w:r>
+              <w:rPr>
+                <w:noProof/>
+                <w:webHidden/>
+              </w:rPr>
+            </w:r>
+            <w:r>
+              <w:rPr>
+                <w:noProof/>
+                <w:webHidden/>
+              </w:rPr>
+              <w:fldChar w:fldCharType="separate"/>
+            </w:r>
+            <w:r>
+              <w:rPr>
+                <w:noProof/>
+                <w:webHidden/>
+              </w:rPr>
+              <w:t>17</w:t>
+            </w:r>
+            <w:r>
+              <w:rPr>
+                <w:noProof/>
+                <w:webHidden/>
+              </w:rPr>
+              <w:fldChar w:fldCharType="end"/>
+            </w:r>
+          </w:hyperlink>
+        </w:p>
+        <w:p>
+          <w:pPr>
+            <w:pStyle w:val="TOC2"/>
+            <w:tabs>
+              <w:tab w:val="left" w:pos="720"/>
+              <w:tab w:val="right" w:leader="dot" w:pos="9016"/>
+            </w:tabs>
+            <w:rPr>
+              <w:rFonts w:asciiTheme="minorHAnsi" w:eastAsiaTheme="minorEastAsia" w:hAnsiTheme="minorHAnsi"/>
+              <w:noProof/>
+              <w:color w:val="auto"/>
+              <w:szCs w:val="24"/>
+              <w:lang w:eastAsia="en-ID"/>
+            </w:rPr>
+          </w:pPr>
+          <w:hyperlink w:anchor="_Toc230185705" w:history="1">
+            <w:r>
+              <w:rPr>
+                <w:rStyle w:val="Hyperlink"/>
+                <w:bCs/>
+                <w:noProof/>
+              </w:rPr>
+              <w:t>3.</w:t>
+            </w:r>
+            <w:r>
+              <w:rPr>
+                <w:rFonts w:asciiTheme="minorHAnsi" w:eastAsiaTheme="minorEastAsia" w:hAnsiTheme="minorHAnsi"/>
+                <w:noProof/>
+                <w:color w:val="auto"/>
+                <w:szCs w:val="24"/>
+                <w:lang w:eastAsia="en-ID"/>
+              </w:rPr>
+              <w:tab/>
+            </w:r>
+            <w:r>
+              <w:rPr>
+                <w:rStyle w:val="Hyperlink"/>
+                <w:noProof/>
+              </w:rPr>
+              <w:t>Mengapa Random Forest bisa mengurangi overfitting?</w:t>
+            </w:r>
+            <w:r>
+              <w:rPr>
+                <w:noProof/>
+                <w:webHidden/>
+              </w:rPr>
+              <w:tab/>
+            </w:r>
+            <w:r>
+              <w:rPr>
+                <w:noProof/>
+                <w:webHidden/>
+              </w:rPr>
+              <w:fldChar w:fldCharType="begin"/>
+            </w:r>
+            <w:r>
+              <w:rPr>
+                <w:noProof/>
+                <w:webHidden/>
+              </w:rPr>
+              <w:instrText xml:space="preserve"> PAGEREF _Toc230185705 \h </w:instrText>
+            </w:r>
+            <w:r>
+              <w:rPr>
+                <w:noProof/>
+                <w:webHidden/>
+              </w:rPr>
+            </w:r>
+            <w:r>
+              <w:rPr>
+                <w:noProof/>
+                <w:webHidden/>
+              </w:rPr>
+              <w:fldChar w:fldCharType="separate"/>
+            </w:r>
+            <w:r>
+              <w:rPr>
+                <w:noProof/>
+                <w:webHidden/>
+              </w:rPr>
+              <w:t>17</w:t>
+            </w:r>
+            <w:r>
+              <w:rPr>
+                <w:noProof/>
+                <w:webHidden/>
+              </w:rPr>
+              <w:fldChar w:fldCharType="end"/>
+            </w:r>
+          </w:hyperlink>
+        </w:p>
+        <w:p>
+          <w:pPr>
+            <w:pStyle w:val="TOC2"/>
+            <w:tabs>
+              <w:tab w:val="left" w:pos="720"/>
+              <w:tab w:val="right" w:leader="dot" w:pos="9016"/>
+            </w:tabs>
+            <w:rPr>
+              <w:rFonts w:asciiTheme="minorHAnsi" w:eastAsiaTheme="minorEastAsia" w:hAnsiTheme="minorHAnsi"/>
+              <w:noProof/>
+              <w:color w:val="auto"/>
+              <w:szCs w:val="24"/>
+              <w:lang w:eastAsia="en-ID"/>
+            </w:rPr>
+          </w:pPr>
+          <w:hyperlink w:anchor="_Toc230185706" w:history="1">
+            <w:r>
+              <w:rPr>
+                <w:rStyle w:val="Hyperlink"/>
+                <w:bCs/>
+                <w:noProof/>
+              </w:rPr>
+              <w:t>4.</w:t>
+            </w:r>
+            <w:r>
+              <w:rPr>
+                <w:rFonts w:asciiTheme="minorHAnsi" w:eastAsiaTheme="minorEastAsia" w:hAnsiTheme="minorHAnsi"/>
+                <w:noProof/>
+                <w:color w:val="auto"/>
+                <w:szCs w:val="24"/>
+                <w:lang w:eastAsia="en-ID"/>
+              </w:rPr>
+              <w:tab/>
+            </w:r>
+            <w:r>
+              <w:rPr>
+                <w:rStyle w:val="Hyperlink"/>
+                <w:noProof/>
+              </w:rPr>
+              <w:t>Kapan Decision Tree lebih baik dari Logistic Regression?</w:t>
+            </w:r>
+            <w:r>
+              <w:rPr>
+                <w:noProof/>
+                <w:webHidden/>
+              </w:rPr>
+              <w:tab/>
+            </w:r>
+            <w:r>
+              <w:rPr>
+                <w:noProof/>
+                <w:webHidden/>
+              </w:rPr>
+              <w:fldChar w:fldCharType="begin"/>
+            </w:r>
+            <w:r>
+              <w:rPr>
+                <w:noProof/>
+                <w:webHidden/>
+              </w:rPr>
+              <w:instrText xml:space="preserve"> PAGEREF _Toc230185706 \h </w:instrText>
+            </w:r>
+            <w:r>
+              <w:rPr>
+                <w:noProof/>
+                <w:webHidden/>
+              </w:rPr>
+            </w:r>
+            <w:r>
+              <w:rPr>
+                <w:noProof/>
+                <w:webHidden/>
+              </w:rPr>
+              <w:fldChar w:fldCharType="separate"/>
+            </w:r>
+            <w:r>
+              <w:rPr>
+                <w:noProof/>
+                <w:webHidden/>
+              </w:rPr>
+              <w:t>17</w:t>
+            </w:r>
+            <w:r>
+              <w:rPr>
+                <w:noProof/>
+                <w:webHidden/>
+              </w:rPr>
+              <w:fldChar w:fldCharType="end"/>
+            </w:r>
+          </w:hyperlink>
+        </w:p>
+        <w:p>
+          <w:pPr>
+            <w:pStyle w:val="TOC2"/>
+            <w:tabs>
+              <w:tab w:val="left" w:pos="720"/>
+              <w:tab w:val="right" w:leader="dot" w:pos="9016"/>
+            </w:tabs>
+            <w:rPr>
+              <w:rFonts w:asciiTheme="minorHAnsi" w:eastAsiaTheme="minorEastAsia" w:hAnsiTheme="minorHAnsi"/>
+              <w:noProof/>
+              <w:color w:val="auto"/>
+              <w:szCs w:val="24"/>
+              <w:lang w:eastAsia="en-ID"/>
+            </w:rPr>
+          </w:pPr>
+          <w:hyperlink w:anchor="_Toc230185707" w:history="1">
+            <w:r>
+              <w:rPr>
+                <w:rStyle w:val="Hyperlink"/>
+                <w:bCs/>
+                <w:noProof/>
+                <w:lang w:val="nl-NL"/>
+              </w:rPr>
+              <w:t>5.</w:t>
+            </w:r>
+            <w:r>
+              <w:rPr>
+                <w:rFonts w:asciiTheme="minorHAnsi" w:eastAsiaTheme="minorEastAsia" w:hAnsiTheme="minorHAnsi"/>
+                <w:noProof/>
+                <w:color w:val="auto"/>
+                <w:szCs w:val="24"/>
+                <w:lang w:eastAsia="en-ID"/>
+              </w:rPr>
+              <w:tab/>
+            </w:r>
+            <w:r>
+              <w:rPr>
+                <w:rStyle w:val="Hyperlink"/>
+                <w:noProof/>
+                <w:lang w:val="nl-NL"/>
+              </w:rPr>
+              <w:t>Apakah model paling kompleks selalu terbaik?</w:t>
+            </w:r>
+            <w:r>
+              <w:rPr>
+                <w:noProof/>
+                <w:webHidden/>
+              </w:rPr>
+              <w:tab/>
+            </w:r>
+            <w:r>
+              <w:rPr>
+                <w:noProof/>
+                <w:webHidden/>
+              </w:rPr>
+              <w:fldChar w:fldCharType="begin"/>
+            </w:r>
+            <w:r>
+              <w:rPr>
+                <w:noProof/>
+                <w:webHidden/>
+              </w:rPr>
+              <w:instrText xml:space="preserve"> PAGEREF _Toc230185707 \h </w:instrText>
+            </w:r>
+            <w:r>
+              <w:rPr>
+                <w:noProof/>
+                <w:webHidden/>
+              </w:rPr>
+            </w:r>
+            <w:r>
+              <w:rPr>
+                <w:noProof/>
+                <w:webHidden/>
+              </w:rPr>
+              <w:fldChar w:fldCharType="separate"/>
+            </w:r>
+            <w:r>
+              <w:rPr>
+                <w:noProof/>
+                <w:webHidden/>
+              </w:rPr>
+              <w:t>17</w:t>
+            </w:r>
+            <w:r>
+              <w:rPr>
+                <w:noProof/>
+                <w:webHidden/>
+              </w:rPr>
+              <w:fldChar w:fldCharType="end"/>
+            </w:r>
+          </w:hyperlink>
+        </w:p>
+        <w:p>
+          <w:pPr>
+            <w:pStyle w:val="TOC1"/>
+            <w:rPr>
+              <w:rFonts w:asciiTheme="minorHAnsi" w:eastAsiaTheme="minorEastAsia" w:hAnsiTheme="minorHAnsi"/>
+              <w:noProof/>
+              <w:color w:val="auto"/>
+              <w:szCs w:val="24"/>
+              <w:lang w:eastAsia="en-ID"/>
+            </w:rPr>
+          </w:pPr>
+          <w:hyperlink w:anchor="_Toc230185708" w:history="1">
+            <w:r>
+              <w:rPr>
+                <w:rStyle w:val="Hyperlink"/>
+                <w:noProof/>
+              </w:rPr>
+              <w:t>BAB III PENUTUP</w:t>
+            </w:r>
+            <w:r>
+              <w:rPr>
+                <w:noProof/>
+                <w:webHidden/>
+              </w:rPr>
+              <w:tab/>
+            </w:r>
+            <w:r>
+              <w:rPr>
+                <w:noProof/>
+                <w:webHidden/>
+              </w:rPr>
+              <w:fldChar w:fldCharType="begin"/>
+            </w:r>
+            <w:r>
+              <w:rPr>
+                <w:noProof/>
+                <w:webHidden/>
+              </w:rPr>
+              <w:instrText xml:space="preserve"> PAGEREF _Toc230185708 \h </w:instrText>
+            </w:r>
+            <w:r>
+              <w:rPr>
+                <w:noProof/>
+                <w:webHidden/>
+              </w:rPr>
+            </w:r>
+            <w:r>
+              <w:rPr>
+                <w:noProof/>
+                <w:webHidden/>
+              </w:rPr>
+              <w:fldChar w:fldCharType="separate"/>
+            </w:r>
+            <w:r>
+              <w:rPr>
+                <w:noProof/>
+                <w:webHidden/>
+              </w:rPr>
+              <w:t>18</w:t>
             </w:r>
             <w:r>
               <w:rPr>
@@ -1659,14 +2884,14 @@
               <w:lang w:eastAsia="en-ID"/>
             </w:rPr>
           </w:pPr>
-          <w:hyperlink w:anchor="_Toc230170806" w:history="1">
+          <w:hyperlink w:anchor="_Toc230185709" w:history="1">
             <w:r>
               <w:rPr>
                 <w:rStyle w:val="Hyperlink"/>
                 <w:bCs/>
                 <w:noProof/>
               </w:rPr>
-              <w:t>2.8</w:t>
+              <w:t>3.1</w:t>
             </w:r>
             <w:r>
               <w:rPr>
@@ -1683,7 +2908,7 @@
                 <w:rStyle w:val="Hyperlink"/>
                 <w:noProof/>
               </w:rPr>
-              <w:t>Fungsi Plot Decision Boundary</w:t>
+              <w:t>Kesimpulan</w:t>
             </w:r>
             <w:r>
               <w:rPr>
@@ -1704,7 +2929,7 @@
                 <w:noProof/>
                 <w:webHidden/>
               </w:rPr>
-              <w:instrText xml:space="preserve"> PAGEREF _Toc230170806 \h </w:instrText>
+              <w:instrText xml:space="preserve"> PAGEREF _Toc230185709 \h </w:instrText>
             </w:r>
             <w:r>
               <w:rPr>
@@ -1724,1317 +2949,7 @@
                 <w:noProof/>
                 <w:webHidden/>
               </w:rPr>
-              <w:t>7</w:t>
-            </w:r>
-            <w:r>
-              <w:rPr>
-                <w:noProof/>
-                <w:webHidden/>
-              </w:rPr>
-              <w:fldChar w:fldCharType="end"/>
-            </w:r>
-          </w:hyperlink>
-        </w:p>
-        <w:p>
-          <w:pPr>
-            <w:pStyle w:val="TOC2"/>
-            <w:tabs>
-              <w:tab w:val="left" w:pos="960"/>
-              <w:tab w:val="right" w:leader="dot" w:pos="9016"/>
-            </w:tabs>
-            <w:rPr>
-              <w:rFonts w:asciiTheme="minorHAnsi" w:eastAsiaTheme="minorEastAsia" w:hAnsiTheme="minorHAnsi"/>
-              <w:noProof/>
-              <w:color w:val="auto"/>
-              <w:szCs w:val="24"/>
-              <w:lang w:eastAsia="en-ID"/>
-            </w:rPr>
-          </w:pPr>
-          <w:hyperlink w:anchor="_Toc230170807" w:history="1">
-            <w:r>
-              <w:rPr>
-                <w:rStyle w:val="Hyperlink"/>
-                <w:bCs/>
-                <w:noProof/>
-              </w:rPr>
-              <w:t>2.9</w:t>
-            </w:r>
-            <w:r>
-              <w:rPr>
-                <w:rFonts w:asciiTheme="minorHAnsi" w:eastAsiaTheme="minorEastAsia" w:hAnsiTheme="minorHAnsi"/>
-                <w:noProof/>
-                <w:color w:val="auto"/>
-                <w:szCs w:val="24"/>
-                <w:lang w:eastAsia="en-ID"/>
-              </w:rPr>
-              <w:tab/>
-            </w:r>
-            <w:r>
-              <w:rPr>
-                <w:rStyle w:val="Hyperlink"/>
-                <w:noProof/>
-              </w:rPr>
-              <w:t>Plot Decision Boundary</w:t>
-            </w:r>
-            <w:r>
-              <w:rPr>
-                <w:noProof/>
-                <w:webHidden/>
-              </w:rPr>
-              <w:tab/>
-            </w:r>
-            <w:r>
-              <w:rPr>
-                <w:noProof/>
-                <w:webHidden/>
-              </w:rPr>
-              <w:fldChar w:fldCharType="begin"/>
-            </w:r>
-            <w:r>
-              <w:rPr>
-                <w:noProof/>
-                <w:webHidden/>
-              </w:rPr>
-              <w:instrText xml:space="preserve"> PAGEREF _Toc230170807 \h </w:instrText>
-            </w:r>
-            <w:r>
-              <w:rPr>
-                <w:noProof/>
-                <w:webHidden/>
-              </w:rPr>
-            </w:r>
-            <w:r>
-              <w:rPr>
-                <w:noProof/>
-                <w:webHidden/>
-              </w:rPr>
-              <w:fldChar w:fldCharType="separate"/>
-            </w:r>
-            <w:r>
-              <w:rPr>
-                <w:noProof/>
-                <w:webHidden/>
-              </w:rPr>
-              <w:t>8</w:t>
-            </w:r>
-            <w:r>
-              <w:rPr>
-                <w:noProof/>
-                <w:webHidden/>
-              </w:rPr>
-              <w:fldChar w:fldCharType="end"/>
-            </w:r>
-          </w:hyperlink>
-        </w:p>
-        <w:p>
-          <w:pPr>
-            <w:pStyle w:val="TOC1"/>
-            <w:rPr>
-              <w:rFonts w:asciiTheme="minorHAnsi" w:eastAsiaTheme="minorEastAsia" w:hAnsiTheme="minorHAnsi"/>
-              <w:noProof/>
-              <w:color w:val="auto"/>
-              <w:szCs w:val="24"/>
-              <w:lang w:eastAsia="en-ID"/>
-            </w:rPr>
-          </w:pPr>
-          <w:hyperlink w:anchor="_Toc230170808" w:history="1">
-            <w:r>
-              <w:rPr>
-                <w:rStyle w:val="Hyperlink"/>
-                <w:noProof/>
-                <w:lang w:val="nl-NL"/>
-              </w:rPr>
-              <w:t>TUGAS PRAKTIKUM</w:t>
-            </w:r>
-            <w:r>
-              <w:rPr>
-                <w:noProof/>
-                <w:webHidden/>
-              </w:rPr>
-              <w:tab/>
-            </w:r>
-            <w:r>
-              <w:rPr>
-                <w:noProof/>
-                <w:webHidden/>
-              </w:rPr>
-              <w:fldChar w:fldCharType="begin"/>
-            </w:r>
-            <w:r>
-              <w:rPr>
-                <w:noProof/>
-                <w:webHidden/>
-              </w:rPr>
-              <w:instrText xml:space="preserve"> PAGEREF _Toc230170808 \h </w:instrText>
-            </w:r>
-            <w:r>
-              <w:rPr>
-                <w:noProof/>
-                <w:webHidden/>
-              </w:rPr>
-            </w:r>
-            <w:r>
-              <w:rPr>
-                <w:noProof/>
-                <w:webHidden/>
-              </w:rPr>
-              <w:fldChar w:fldCharType="separate"/>
-            </w:r>
-            <w:r>
-              <w:rPr>
-                <w:noProof/>
-                <w:webHidden/>
-              </w:rPr>
-              <w:t>9</w:t>
-            </w:r>
-            <w:r>
-              <w:rPr>
-                <w:noProof/>
-                <w:webHidden/>
-              </w:rPr>
-              <w:fldChar w:fldCharType="end"/>
-            </w:r>
-          </w:hyperlink>
-        </w:p>
-        <w:p>
-          <w:pPr>
-            <w:pStyle w:val="TOC2"/>
-            <w:tabs>
-              <w:tab w:val="left" w:pos="720"/>
-              <w:tab w:val="right" w:leader="dot" w:pos="9016"/>
-            </w:tabs>
-            <w:rPr>
-              <w:rFonts w:asciiTheme="minorHAnsi" w:eastAsiaTheme="minorEastAsia" w:hAnsiTheme="minorHAnsi"/>
-              <w:noProof/>
-              <w:color w:val="auto"/>
-              <w:szCs w:val="24"/>
-              <w:lang w:eastAsia="en-ID"/>
-            </w:rPr>
-          </w:pPr>
-          <w:hyperlink w:anchor="_Toc230170809" w:history="1">
-            <w:r>
-              <w:rPr>
-                <w:rStyle w:val="Hyperlink"/>
-                <w:bCs/>
-                <w:noProof/>
-                <w:lang w:val="nl-NL"/>
-              </w:rPr>
-              <w:t>1.</w:t>
-            </w:r>
-            <w:r>
-              <w:rPr>
-                <w:rFonts w:asciiTheme="minorHAnsi" w:eastAsiaTheme="minorEastAsia" w:hAnsiTheme="minorHAnsi"/>
-                <w:noProof/>
-                <w:color w:val="auto"/>
-                <w:szCs w:val="24"/>
-                <w:lang w:eastAsia="en-ID"/>
-              </w:rPr>
-              <w:tab/>
-            </w:r>
-            <w:r>
-              <w:rPr>
-                <w:rStyle w:val="Hyperlink"/>
-                <w:noProof/>
-                <w:lang w:val="nl-NL"/>
-              </w:rPr>
-              <w:t>Perbandingan KNN dengan dan tanpa Scaling</w:t>
-            </w:r>
-            <w:r>
-              <w:rPr>
-                <w:noProof/>
-                <w:webHidden/>
-              </w:rPr>
-              <w:tab/>
-            </w:r>
-            <w:r>
-              <w:rPr>
-                <w:noProof/>
-                <w:webHidden/>
-              </w:rPr>
-              <w:fldChar w:fldCharType="begin"/>
-            </w:r>
-            <w:r>
-              <w:rPr>
-                <w:noProof/>
-                <w:webHidden/>
-              </w:rPr>
-              <w:instrText xml:space="preserve"> PAGEREF _Toc230170809 \h </w:instrText>
-            </w:r>
-            <w:r>
-              <w:rPr>
-                <w:noProof/>
-                <w:webHidden/>
-              </w:rPr>
-            </w:r>
-            <w:r>
-              <w:rPr>
-                <w:noProof/>
-                <w:webHidden/>
-              </w:rPr>
-              <w:fldChar w:fldCharType="separate"/>
-            </w:r>
-            <w:r>
-              <w:rPr>
-                <w:noProof/>
-                <w:webHidden/>
-              </w:rPr>
-              <w:t>9</w:t>
-            </w:r>
-            <w:r>
-              <w:rPr>
-                <w:noProof/>
-                <w:webHidden/>
-              </w:rPr>
-              <w:fldChar w:fldCharType="end"/>
-            </w:r>
-          </w:hyperlink>
-        </w:p>
-        <w:p>
-          <w:pPr>
-            <w:pStyle w:val="TOC2"/>
-            <w:tabs>
-              <w:tab w:val="left" w:pos="720"/>
-              <w:tab w:val="right" w:leader="dot" w:pos="9016"/>
-            </w:tabs>
-            <w:rPr>
-              <w:rFonts w:asciiTheme="minorHAnsi" w:eastAsiaTheme="minorEastAsia" w:hAnsiTheme="minorHAnsi"/>
-              <w:noProof/>
-              <w:color w:val="auto"/>
-              <w:szCs w:val="24"/>
-              <w:lang w:eastAsia="en-ID"/>
-            </w:rPr>
-          </w:pPr>
-          <w:hyperlink w:anchor="_Toc230170810" w:history="1">
-            <w:r>
-              <w:rPr>
-                <w:rStyle w:val="Hyperlink"/>
-                <w:bCs/>
-                <w:noProof/>
-              </w:rPr>
-              <w:t>2.</w:t>
-            </w:r>
-            <w:r>
-              <w:rPr>
-                <w:rFonts w:asciiTheme="minorHAnsi" w:eastAsiaTheme="minorEastAsia" w:hAnsiTheme="minorHAnsi"/>
-                <w:noProof/>
-                <w:color w:val="auto"/>
-                <w:szCs w:val="24"/>
-                <w:lang w:eastAsia="en-ID"/>
-              </w:rPr>
-              <w:tab/>
-            </w:r>
-            <w:r>
-              <w:rPr>
-                <w:rStyle w:val="Hyperlink"/>
-                <w:noProof/>
-              </w:rPr>
-              <w:t>Uji Nilai K hingga 15</w:t>
-            </w:r>
-            <w:r>
-              <w:rPr>
-                <w:noProof/>
-                <w:webHidden/>
-              </w:rPr>
-              <w:tab/>
-            </w:r>
-            <w:r>
-              <w:rPr>
-                <w:noProof/>
-                <w:webHidden/>
-              </w:rPr>
-              <w:fldChar w:fldCharType="begin"/>
-            </w:r>
-            <w:r>
-              <w:rPr>
-                <w:noProof/>
-                <w:webHidden/>
-              </w:rPr>
-              <w:instrText xml:space="preserve"> PAGEREF _Toc230170810 \h </w:instrText>
-            </w:r>
-            <w:r>
-              <w:rPr>
-                <w:noProof/>
-                <w:webHidden/>
-              </w:rPr>
-            </w:r>
-            <w:r>
-              <w:rPr>
-                <w:noProof/>
-                <w:webHidden/>
-              </w:rPr>
-              <w:fldChar w:fldCharType="separate"/>
-            </w:r>
-            <w:r>
-              <w:rPr>
-                <w:noProof/>
-                <w:webHidden/>
-              </w:rPr>
-              <w:t>11</w:t>
-            </w:r>
-            <w:r>
-              <w:rPr>
-                <w:noProof/>
-                <w:webHidden/>
-              </w:rPr>
-              <w:fldChar w:fldCharType="end"/>
-            </w:r>
-          </w:hyperlink>
-        </w:p>
-        <w:p>
-          <w:pPr>
-            <w:pStyle w:val="TOC2"/>
-            <w:tabs>
-              <w:tab w:val="left" w:pos="720"/>
-              <w:tab w:val="right" w:leader="dot" w:pos="9016"/>
-            </w:tabs>
-            <w:rPr>
-              <w:rFonts w:asciiTheme="minorHAnsi" w:eastAsiaTheme="minorEastAsia" w:hAnsiTheme="minorHAnsi"/>
-              <w:noProof/>
-              <w:color w:val="auto"/>
-              <w:szCs w:val="24"/>
-              <w:lang w:eastAsia="en-ID"/>
-            </w:rPr>
-          </w:pPr>
-          <w:hyperlink w:anchor="_Toc230170811" w:history="1">
-            <w:r>
-              <w:rPr>
-                <w:rStyle w:val="Hyperlink"/>
-                <w:bCs/>
-                <w:noProof/>
-              </w:rPr>
-              <w:t>3.</w:t>
-            </w:r>
-            <w:r>
-              <w:rPr>
-                <w:rFonts w:asciiTheme="minorHAnsi" w:eastAsiaTheme="minorEastAsia" w:hAnsiTheme="minorHAnsi"/>
-                <w:noProof/>
-                <w:color w:val="auto"/>
-                <w:szCs w:val="24"/>
-                <w:lang w:eastAsia="en-ID"/>
-              </w:rPr>
-              <w:tab/>
-            </w:r>
-            <w:r>
-              <w:rPr>
-                <w:rStyle w:val="Hyperlink"/>
-                <w:noProof/>
-              </w:rPr>
-              <w:t>Variasi Parameter SVM (C)</w:t>
-            </w:r>
-            <w:r>
-              <w:rPr>
-                <w:noProof/>
-                <w:webHidden/>
-              </w:rPr>
-              <w:tab/>
-            </w:r>
-            <w:r>
-              <w:rPr>
-                <w:noProof/>
-                <w:webHidden/>
-              </w:rPr>
-              <w:fldChar w:fldCharType="begin"/>
-            </w:r>
-            <w:r>
-              <w:rPr>
-                <w:noProof/>
-                <w:webHidden/>
-              </w:rPr>
-              <w:instrText xml:space="preserve"> PAGEREF _Toc230170811 \h </w:instrText>
-            </w:r>
-            <w:r>
-              <w:rPr>
-                <w:noProof/>
-                <w:webHidden/>
-              </w:rPr>
-            </w:r>
-            <w:r>
-              <w:rPr>
-                <w:noProof/>
-                <w:webHidden/>
-              </w:rPr>
-              <w:fldChar w:fldCharType="separate"/>
-            </w:r>
-            <w:r>
-              <w:rPr>
-                <w:noProof/>
-                <w:webHidden/>
-              </w:rPr>
-              <w:t>12</w:t>
-            </w:r>
-            <w:r>
-              <w:rPr>
-                <w:noProof/>
-                <w:webHidden/>
-              </w:rPr>
-              <w:fldChar w:fldCharType="end"/>
-            </w:r>
-          </w:hyperlink>
-        </w:p>
-        <w:p>
-          <w:pPr>
-            <w:pStyle w:val="TOC2"/>
-            <w:tabs>
-              <w:tab w:val="left" w:pos="720"/>
-              <w:tab w:val="right" w:leader="dot" w:pos="9016"/>
-            </w:tabs>
-            <w:rPr>
-              <w:rFonts w:asciiTheme="minorHAnsi" w:eastAsiaTheme="minorEastAsia" w:hAnsiTheme="minorHAnsi"/>
-              <w:noProof/>
-              <w:color w:val="auto"/>
-              <w:szCs w:val="24"/>
-              <w:lang w:eastAsia="en-ID"/>
-            </w:rPr>
-          </w:pPr>
-          <w:hyperlink w:anchor="_Toc230170812" w:history="1">
-            <w:r>
-              <w:rPr>
-                <w:rStyle w:val="Hyperlink"/>
-                <w:bCs/>
-                <w:noProof/>
-              </w:rPr>
-              <w:t>4.</w:t>
-            </w:r>
-            <w:r>
-              <w:rPr>
-                <w:rFonts w:asciiTheme="minorHAnsi" w:eastAsiaTheme="minorEastAsia" w:hAnsiTheme="minorHAnsi"/>
-                <w:noProof/>
-                <w:color w:val="auto"/>
-                <w:szCs w:val="24"/>
-                <w:lang w:eastAsia="en-ID"/>
-              </w:rPr>
-              <w:tab/>
-            </w:r>
-            <w:r>
-              <w:rPr>
-                <w:rStyle w:val="Hyperlink"/>
-                <w:noProof/>
-              </w:rPr>
-              <w:t>Variasi Parameter Gamma</w:t>
-            </w:r>
-            <w:r>
-              <w:rPr>
-                <w:noProof/>
-                <w:webHidden/>
-              </w:rPr>
-              <w:tab/>
-            </w:r>
-            <w:r>
-              <w:rPr>
-                <w:noProof/>
-                <w:webHidden/>
-              </w:rPr>
-              <w:fldChar w:fldCharType="begin"/>
-            </w:r>
-            <w:r>
-              <w:rPr>
-                <w:noProof/>
-                <w:webHidden/>
-              </w:rPr>
-              <w:instrText xml:space="preserve"> PAGEREF _Toc230170812 \h </w:instrText>
-            </w:r>
-            <w:r>
-              <w:rPr>
-                <w:noProof/>
-                <w:webHidden/>
-              </w:rPr>
-            </w:r>
-            <w:r>
-              <w:rPr>
-                <w:noProof/>
-                <w:webHidden/>
-              </w:rPr>
-              <w:fldChar w:fldCharType="separate"/>
-            </w:r>
-            <w:r>
-              <w:rPr>
-                <w:noProof/>
-                <w:webHidden/>
-              </w:rPr>
-              <w:t>12</w:t>
-            </w:r>
-            <w:r>
-              <w:rPr>
-                <w:noProof/>
-                <w:webHidden/>
-              </w:rPr>
-              <w:fldChar w:fldCharType="end"/>
-            </w:r>
-          </w:hyperlink>
-        </w:p>
-        <w:p>
-          <w:pPr>
-            <w:pStyle w:val="TOC2"/>
-            <w:tabs>
-              <w:tab w:val="left" w:pos="720"/>
-              <w:tab w:val="right" w:leader="dot" w:pos="9016"/>
-            </w:tabs>
-            <w:rPr>
-              <w:rFonts w:asciiTheme="minorHAnsi" w:eastAsiaTheme="minorEastAsia" w:hAnsiTheme="minorHAnsi"/>
-              <w:noProof/>
-              <w:color w:val="auto"/>
-              <w:szCs w:val="24"/>
-              <w:lang w:eastAsia="en-ID"/>
-            </w:rPr>
-          </w:pPr>
-          <w:hyperlink w:anchor="_Toc230170813" w:history="1">
-            <w:r>
-              <w:rPr>
-                <w:rStyle w:val="Hyperlink"/>
-                <w:bCs/>
-                <w:noProof/>
-              </w:rPr>
-              <w:t>5.</w:t>
-            </w:r>
-            <w:r>
-              <w:rPr>
-                <w:rFonts w:asciiTheme="minorHAnsi" w:eastAsiaTheme="minorEastAsia" w:hAnsiTheme="minorHAnsi"/>
-                <w:noProof/>
-                <w:color w:val="auto"/>
-                <w:szCs w:val="24"/>
-                <w:lang w:eastAsia="en-ID"/>
-              </w:rPr>
-              <w:tab/>
-            </w:r>
-            <w:r>
-              <w:rPr>
-                <w:rStyle w:val="Hyperlink"/>
-                <w:noProof/>
-              </w:rPr>
-              <w:t>5-Fold Cross Validation</w:t>
-            </w:r>
-            <w:r>
-              <w:rPr>
-                <w:noProof/>
-                <w:webHidden/>
-              </w:rPr>
-              <w:tab/>
-            </w:r>
-            <w:r>
-              <w:rPr>
-                <w:noProof/>
-                <w:webHidden/>
-              </w:rPr>
-              <w:fldChar w:fldCharType="begin"/>
-            </w:r>
-            <w:r>
-              <w:rPr>
-                <w:noProof/>
-                <w:webHidden/>
-              </w:rPr>
-              <w:instrText xml:space="preserve"> PAGEREF _Toc230170813 \h </w:instrText>
-            </w:r>
-            <w:r>
-              <w:rPr>
-                <w:noProof/>
-                <w:webHidden/>
-              </w:rPr>
-            </w:r>
-            <w:r>
-              <w:rPr>
-                <w:noProof/>
-                <w:webHidden/>
-              </w:rPr>
-              <w:fldChar w:fldCharType="separate"/>
-            </w:r>
-            <w:r>
-              <w:rPr>
-                <w:noProof/>
-                <w:webHidden/>
-              </w:rPr>
-              <w:t>13</w:t>
-            </w:r>
-            <w:r>
-              <w:rPr>
-                <w:noProof/>
-                <w:webHidden/>
-              </w:rPr>
-              <w:fldChar w:fldCharType="end"/>
-            </w:r>
-          </w:hyperlink>
-        </w:p>
-        <w:p>
-          <w:pPr>
-            <w:pStyle w:val="TOC1"/>
-            <w:rPr>
-              <w:rFonts w:asciiTheme="minorHAnsi" w:eastAsiaTheme="minorEastAsia" w:hAnsiTheme="minorHAnsi"/>
-              <w:noProof/>
-              <w:color w:val="auto"/>
-              <w:szCs w:val="24"/>
-              <w:lang w:eastAsia="en-ID"/>
-            </w:rPr>
-          </w:pPr>
-          <w:hyperlink w:anchor="_Toc230170814" w:history="1">
-            <w:r>
-              <w:rPr>
-                <w:rStyle w:val="Hyperlink"/>
-                <w:noProof/>
-              </w:rPr>
-              <w:t>Pertanyaan Reflektif</w:t>
-            </w:r>
-            <w:r>
-              <w:rPr>
-                <w:noProof/>
-                <w:webHidden/>
-              </w:rPr>
-              <w:tab/>
-            </w:r>
-            <w:r>
-              <w:rPr>
-                <w:noProof/>
-                <w:webHidden/>
-              </w:rPr>
-              <w:fldChar w:fldCharType="begin"/>
-            </w:r>
-            <w:r>
-              <w:rPr>
-                <w:noProof/>
-                <w:webHidden/>
-              </w:rPr>
-              <w:instrText xml:space="preserve"> PAGEREF _Toc230170814 \h </w:instrText>
-            </w:r>
-            <w:r>
-              <w:rPr>
-                <w:noProof/>
-                <w:webHidden/>
-              </w:rPr>
-            </w:r>
-            <w:r>
-              <w:rPr>
-                <w:noProof/>
-                <w:webHidden/>
-              </w:rPr>
-              <w:fldChar w:fldCharType="separate"/>
-            </w:r>
-            <w:r>
-              <w:rPr>
-                <w:noProof/>
-                <w:webHidden/>
-              </w:rPr>
-              <w:t>14</w:t>
-            </w:r>
-            <w:r>
-              <w:rPr>
-                <w:noProof/>
-                <w:webHidden/>
-              </w:rPr>
-              <w:fldChar w:fldCharType="end"/>
-            </w:r>
-          </w:hyperlink>
-        </w:p>
-        <w:p>
-          <w:pPr>
-            <w:pStyle w:val="TOC2"/>
-            <w:tabs>
-              <w:tab w:val="left" w:pos="720"/>
-              <w:tab w:val="right" w:leader="dot" w:pos="9016"/>
-            </w:tabs>
-            <w:rPr>
-              <w:rFonts w:asciiTheme="minorHAnsi" w:eastAsiaTheme="minorEastAsia" w:hAnsiTheme="minorHAnsi"/>
-              <w:noProof/>
-              <w:color w:val="auto"/>
-              <w:szCs w:val="24"/>
-              <w:lang w:eastAsia="en-ID"/>
-            </w:rPr>
-          </w:pPr>
-          <w:hyperlink w:anchor="_Toc230170815" w:history="1">
-            <w:r>
-              <w:rPr>
-                <w:rStyle w:val="Hyperlink"/>
-                <w:bCs/>
-                <w:noProof/>
-                <w:lang w:val="nl-NL"/>
-              </w:rPr>
-              <w:t>1.</w:t>
-            </w:r>
-            <w:r>
-              <w:rPr>
-                <w:rFonts w:asciiTheme="minorHAnsi" w:eastAsiaTheme="minorEastAsia" w:hAnsiTheme="minorHAnsi"/>
-                <w:noProof/>
-                <w:color w:val="auto"/>
-                <w:szCs w:val="24"/>
-                <w:lang w:eastAsia="en-ID"/>
-              </w:rPr>
-              <w:tab/>
-            </w:r>
-            <w:r>
-              <w:rPr>
-                <w:rStyle w:val="Hyperlink"/>
-                <w:noProof/>
-                <w:lang w:val="nl-NL"/>
-              </w:rPr>
-              <w:t>Mengapa scaling sangat penting untuk KNN dan SVM?</w:t>
-            </w:r>
-            <w:r>
-              <w:rPr>
-                <w:noProof/>
-                <w:webHidden/>
-              </w:rPr>
-              <w:tab/>
-            </w:r>
-            <w:r>
-              <w:rPr>
-                <w:noProof/>
-                <w:webHidden/>
-              </w:rPr>
-              <w:fldChar w:fldCharType="begin"/>
-            </w:r>
-            <w:r>
-              <w:rPr>
-                <w:noProof/>
-                <w:webHidden/>
-              </w:rPr>
-              <w:instrText xml:space="preserve"> PAGEREF _Toc230170815 \h </w:instrText>
-            </w:r>
-            <w:r>
-              <w:rPr>
-                <w:noProof/>
-                <w:webHidden/>
-              </w:rPr>
-            </w:r>
-            <w:r>
-              <w:rPr>
-                <w:noProof/>
-                <w:webHidden/>
-              </w:rPr>
-              <w:fldChar w:fldCharType="separate"/>
-            </w:r>
-            <w:r>
-              <w:rPr>
-                <w:noProof/>
-                <w:webHidden/>
-              </w:rPr>
-              <w:t>14</w:t>
-            </w:r>
-            <w:r>
-              <w:rPr>
-                <w:noProof/>
-                <w:webHidden/>
-              </w:rPr>
-              <w:fldChar w:fldCharType="end"/>
-            </w:r>
-          </w:hyperlink>
-        </w:p>
-        <w:p>
-          <w:pPr>
-            <w:pStyle w:val="TOC2"/>
-            <w:tabs>
-              <w:tab w:val="left" w:pos="720"/>
-              <w:tab w:val="right" w:leader="dot" w:pos="9016"/>
-            </w:tabs>
-            <w:rPr>
-              <w:rFonts w:asciiTheme="minorHAnsi" w:eastAsiaTheme="minorEastAsia" w:hAnsiTheme="minorHAnsi"/>
-              <w:noProof/>
-              <w:color w:val="auto"/>
-              <w:szCs w:val="24"/>
-              <w:lang w:eastAsia="en-ID"/>
-            </w:rPr>
-          </w:pPr>
-          <w:hyperlink w:anchor="_Toc230170816" w:history="1">
-            <w:r>
-              <w:rPr>
-                <w:rStyle w:val="Hyperlink"/>
-                <w:bCs/>
-                <w:noProof/>
-                <w:lang w:val="nl-NL"/>
-              </w:rPr>
-              <w:t>2.</w:t>
-            </w:r>
-            <w:r>
-              <w:rPr>
-                <w:rFonts w:asciiTheme="minorHAnsi" w:eastAsiaTheme="minorEastAsia" w:hAnsiTheme="minorHAnsi"/>
-                <w:noProof/>
-                <w:color w:val="auto"/>
-                <w:szCs w:val="24"/>
-                <w:lang w:eastAsia="en-ID"/>
-              </w:rPr>
-              <w:tab/>
-            </w:r>
-            <w:r>
-              <w:rPr>
-                <w:rStyle w:val="Hyperlink"/>
-                <w:noProof/>
-                <w:lang w:val="nl-NL"/>
-              </w:rPr>
-              <w:t>Mengapa K kecil meningkatkan variance?</w:t>
-            </w:r>
-            <w:r>
-              <w:rPr>
-                <w:noProof/>
-                <w:webHidden/>
-              </w:rPr>
-              <w:tab/>
-            </w:r>
-            <w:r>
-              <w:rPr>
-                <w:noProof/>
-                <w:webHidden/>
-              </w:rPr>
-              <w:fldChar w:fldCharType="begin"/>
-            </w:r>
-            <w:r>
-              <w:rPr>
-                <w:noProof/>
-                <w:webHidden/>
-              </w:rPr>
-              <w:instrText xml:space="preserve"> PAGEREF _Toc230170816 \h </w:instrText>
-            </w:r>
-            <w:r>
-              <w:rPr>
-                <w:noProof/>
-                <w:webHidden/>
-              </w:rPr>
-            </w:r>
-            <w:r>
-              <w:rPr>
-                <w:noProof/>
-                <w:webHidden/>
-              </w:rPr>
-              <w:fldChar w:fldCharType="separate"/>
-            </w:r>
-            <w:r>
-              <w:rPr>
-                <w:noProof/>
-                <w:webHidden/>
-              </w:rPr>
-              <w:t>14</w:t>
-            </w:r>
-            <w:r>
-              <w:rPr>
-                <w:noProof/>
-                <w:webHidden/>
-              </w:rPr>
-              <w:fldChar w:fldCharType="end"/>
-            </w:r>
-          </w:hyperlink>
-        </w:p>
-        <w:p>
-          <w:pPr>
-            <w:pStyle w:val="TOC2"/>
-            <w:tabs>
-              <w:tab w:val="left" w:pos="720"/>
-              <w:tab w:val="right" w:leader="dot" w:pos="9016"/>
-            </w:tabs>
-            <w:rPr>
-              <w:rFonts w:asciiTheme="minorHAnsi" w:eastAsiaTheme="minorEastAsia" w:hAnsiTheme="minorHAnsi"/>
-              <w:noProof/>
-              <w:color w:val="auto"/>
-              <w:szCs w:val="24"/>
-              <w:lang w:eastAsia="en-ID"/>
-            </w:rPr>
-          </w:pPr>
-          <w:hyperlink w:anchor="_Toc230170817" w:history="1">
-            <w:r>
-              <w:rPr>
-                <w:rStyle w:val="Hyperlink"/>
-                <w:bCs/>
-                <w:noProof/>
-                <w:lang w:val="nl-NL"/>
-              </w:rPr>
-              <w:t>3.</w:t>
-            </w:r>
-            <w:r>
-              <w:rPr>
-                <w:rFonts w:asciiTheme="minorHAnsi" w:eastAsiaTheme="minorEastAsia" w:hAnsiTheme="minorHAnsi"/>
-                <w:noProof/>
-                <w:color w:val="auto"/>
-                <w:szCs w:val="24"/>
-                <w:lang w:eastAsia="en-ID"/>
-              </w:rPr>
-              <w:tab/>
-            </w:r>
-            <w:r>
-              <w:rPr>
-                <w:rStyle w:val="Hyperlink"/>
-                <w:noProof/>
-                <w:lang w:val="nl-NL"/>
-              </w:rPr>
-              <w:t>Kapan kita memilih kernel linear?</w:t>
-            </w:r>
-            <w:r>
-              <w:rPr>
-                <w:noProof/>
-                <w:webHidden/>
-              </w:rPr>
-              <w:tab/>
-            </w:r>
-            <w:r>
-              <w:rPr>
-                <w:noProof/>
-                <w:webHidden/>
-              </w:rPr>
-              <w:fldChar w:fldCharType="begin"/>
-            </w:r>
-            <w:r>
-              <w:rPr>
-                <w:noProof/>
-                <w:webHidden/>
-              </w:rPr>
-              <w:instrText xml:space="preserve"> PAGEREF _Toc230170817 \h </w:instrText>
-            </w:r>
-            <w:r>
-              <w:rPr>
-                <w:noProof/>
-                <w:webHidden/>
-              </w:rPr>
-            </w:r>
-            <w:r>
-              <w:rPr>
-                <w:noProof/>
-                <w:webHidden/>
-              </w:rPr>
-              <w:fldChar w:fldCharType="separate"/>
-            </w:r>
-            <w:r>
-              <w:rPr>
-                <w:noProof/>
-                <w:webHidden/>
-              </w:rPr>
-              <w:t>14</w:t>
-            </w:r>
-            <w:r>
-              <w:rPr>
-                <w:noProof/>
-                <w:webHidden/>
-              </w:rPr>
-              <w:fldChar w:fldCharType="end"/>
-            </w:r>
-          </w:hyperlink>
-        </w:p>
-        <w:p>
-          <w:pPr>
-            <w:pStyle w:val="TOC2"/>
-            <w:tabs>
-              <w:tab w:val="left" w:pos="720"/>
-              <w:tab w:val="right" w:leader="dot" w:pos="9016"/>
-            </w:tabs>
-            <w:rPr>
-              <w:rFonts w:asciiTheme="minorHAnsi" w:eastAsiaTheme="minorEastAsia" w:hAnsiTheme="minorHAnsi"/>
-              <w:noProof/>
-              <w:color w:val="auto"/>
-              <w:szCs w:val="24"/>
-              <w:lang w:eastAsia="en-ID"/>
-            </w:rPr>
-          </w:pPr>
-          <w:hyperlink w:anchor="_Toc230170818" w:history="1">
-            <w:r>
-              <w:rPr>
-                <w:rStyle w:val="Hyperlink"/>
-                <w:bCs/>
-                <w:noProof/>
-              </w:rPr>
-              <w:t>4.</w:t>
-            </w:r>
-            <w:r>
-              <w:rPr>
-                <w:rFonts w:asciiTheme="minorHAnsi" w:eastAsiaTheme="minorEastAsia" w:hAnsiTheme="minorHAnsi"/>
-                <w:noProof/>
-                <w:color w:val="auto"/>
-                <w:szCs w:val="24"/>
-                <w:lang w:eastAsia="en-ID"/>
-              </w:rPr>
-              <w:tab/>
-            </w:r>
-            <w:r>
-              <w:rPr>
-                <w:rStyle w:val="Hyperlink"/>
-                <w:noProof/>
-              </w:rPr>
-              <w:t>Mengapa RBF dapat menangani pola non-linear?</w:t>
-            </w:r>
-            <w:r>
-              <w:rPr>
-                <w:noProof/>
-                <w:webHidden/>
-              </w:rPr>
-              <w:tab/>
-            </w:r>
-            <w:r>
-              <w:rPr>
-                <w:noProof/>
-                <w:webHidden/>
-              </w:rPr>
-              <w:fldChar w:fldCharType="begin"/>
-            </w:r>
-            <w:r>
-              <w:rPr>
-                <w:noProof/>
-                <w:webHidden/>
-              </w:rPr>
-              <w:instrText xml:space="preserve"> PAGEREF _Toc230170818 \h </w:instrText>
-            </w:r>
-            <w:r>
-              <w:rPr>
-                <w:noProof/>
-                <w:webHidden/>
-              </w:rPr>
-            </w:r>
-            <w:r>
-              <w:rPr>
-                <w:noProof/>
-                <w:webHidden/>
-              </w:rPr>
-              <w:fldChar w:fldCharType="separate"/>
-            </w:r>
-            <w:r>
-              <w:rPr>
-                <w:noProof/>
-                <w:webHidden/>
-              </w:rPr>
-              <w:t>14</w:t>
-            </w:r>
-            <w:r>
-              <w:rPr>
-                <w:noProof/>
-                <w:webHidden/>
-              </w:rPr>
-              <w:fldChar w:fldCharType="end"/>
-            </w:r>
-          </w:hyperlink>
-        </w:p>
-        <w:p>
-          <w:pPr>
-            <w:pStyle w:val="TOC2"/>
-            <w:tabs>
-              <w:tab w:val="left" w:pos="720"/>
-              <w:tab w:val="right" w:leader="dot" w:pos="9016"/>
-            </w:tabs>
-            <w:rPr>
-              <w:rFonts w:asciiTheme="minorHAnsi" w:eastAsiaTheme="minorEastAsia" w:hAnsiTheme="minorHAnsi"/>
-              <w:noProof/>
-              <w:color w:val="auto"/>
-              <w:szCs w:val="24"/>
-              <w:lang w:eastAsia="en-ID"/>
-            </w:rPr>
-          </w:pPr>
-          <w:hyperlink w:anchor="_Toc230170819" w:history="1">
-            <w:r>
-              <w:rPr>
-                <w:rStyle w:val="Hyperlink"/>
-                <w:bCs/>
-                <w:noProof/>
-                <w:lang w:val="nl-NL"/>
-              </w:rPr>
-              <w:t>5.</w:t>
-            </w:r>
-            <w:r>
-              <w:rPr>
-                <w:rFonts w:asciiTheme="minorHAnsi" w:eastAsiaTheme="minorEastAsia" w:hAnsiTheme="minorHAnsi"/>
-                <w:noProof/>
-                <w:color w:val="auto"/>
-                <w:szCs w:val="24"/>
-                <w:lang w:eastAsia="en-ID"/>
-              </w:rPr>
-              <w:tab/>
-            </w:r>
-            <w:r>
-              <w:rPr>
-                <w:rStyle w:val="Hyperlink"/>
-                <w:noProof/>
-                <w:lang w:val="nl-NL"/>
-              </w:rPr>
-              <w:t>Apakah model dengan boundary paling kompleks selalu terbaik?</w:t>
-            </w:r>
-            <w:r>
-              <w:rPr>
-                <w:noProof/>
-                <w:webHidden/>
-              </w:rPr>
-              <w:tab/>
-            </w:r>
-            <w:r>
-              <w:rPr>
-                <w:noProof/>
-                <w:webHidden/>
-              </w:rPr>
-              <w:fldChar w:fldCharType="begin"/>
-            </w:r>
-            <w:r>
-              <w:rPr>
-                <w:noProof/>
-                <w:webHidden/>
-              </w:rPr>
-              <w:instrText xml:space="preserve"> PAGEREF _Toc230170819 \h </w:instrText>
-            </w:r>
-            <w:r>
-              <w:rPr>
-                <w:noProof/>
-                <w:webHidden/>
-              </w:rPr>
-            </w:r>
-            <w:r>
-              <w:rPr>
-                <w:noProof/>
-                <w:webHidden/>
-              </w:rPr>
-              <w:fldChar w:fldCharType="separate"/>
-            </w:r>
-            <w:r>
-              <w:rPr>
-                <w:noProof/>
-                <w:webHidden/>
-              </w:rPr>
-              <w:t>14</w:t>
-            </w:r>
-            <w:r>
-              <w:rPr>
-                <w:noProof/>
-                <w:webHidden/>
-              </w:rPr>
-              <w:fldChar w:fldCharType="end"/>
-            </w:r>
-          </w:hyperlink>
-        </w:p>
-        <w:p>
-          <w:pPr>
-            <w:pStyle w:val="TOC1"/>
-            <w:rPr>
-              <w:rFonts w:asciiTheme="minorHAnsi" w:eastAsiaTheme="minorEastAsia" w:hAnsiTheme="minorHAnsi"/>
-              <w:noProof/>
-              <w:color w:val="auto"/>
-              <w:szCs w:val="24"/>
-              <w:lang w:eastAsia="en-ID"/>
-            </w:rPr>
-          </w:pPr>
-          <w:hyperlink w:anchor="_Toc230170820" w:history="1">
-            <w:r>
-              <w:rPr>
-                <w:rStyle w:val="Hyperlink"/>
-                <w:noProof/>
-              </w:rPr>
-              <w:t>BAB III PENUTUP</w:t>
-            </w:r>
-            <w:r>
-              <w:rPr>
-                <w:noProof/>
-                <w:webHidden/>
-              </w:rPr>
-              <w:tab/>
-            </w:r>
-            <w:r>
-              <w:rPr>
-                <w:noProof/>
-                <w:webHidden/>
-              </w:rPr>
-              <w:fldChar w:fldCharType="begin"/>
-            </w:r>
-            <w:r>
-              <w:rPr>
-                <w:noProof/>
-                <w:webHidden/>
-              </w:rPr>
-              <w:instrText xml:space="preserve"> PAGEREF _Toc230170820 \h </w:instrText>
-            </w:r>
-            <w:r>
-              <w:rPr>
-                <w:noProof/>
-                <w:webHidden/>
-              </w:rPr>
-            </w:r>
-            <w:r>
-              <w:rPr>
-                <w:noProof/>
-                <w:webHidden/>
-              </w:rPr>
-              <w:fldChar w:fldCharType="separate"/>
-            </w:r>
-            <w:r>
-              <w:rPr>
-                <w:noProof/>
-                <w:webHidden/>
-              </w:rPr>
-              <w:t>15</w:t>
-            </w:r>
-            <w:r>
-              <w:rPr>
-                <w:noProof/>
-                <w:webHidden/>
-              </w:rPr>
-              <w:fldChar w:fldCharType="end"/>
-            </w:r>
-          </w:hyperlink>
-        </w:p>
-        <w:p>
-          <w:pPr>
-            <w:pStyle w:val="TOC2"/>
-            <w:tabs>
-              <w:tab w:val="left" w:pos="960"/>
-              <w:tab w:val="right" w:leader="dot" w:pos="9016"/>
-            </w:tabs>
-            <w:rPr>
-              <w:rFonts w:asciiTheme="minorHAnsi" w:eastAsiaTheme="minorEastAsia" w:hAnsiTheme="minorHAnsi"/>
-              <w:noProof/>
-              <w:color w:val="auto"/>
-              <w:szCs w:val="24"/>
-              <w:lang w:eastAsia="en-ID"/>
-            </w:rPr>
-          </w:pPr>
-          <w:hyperlink w:anchor="_Toc230170821" w:history="1">
-            <w:r>
-              <w:rPr>
-                <w:rStyle w:val="Hyperlink"/>
-                <w:bCs/>
-                <w:noProof/>
-              </w:rPr>
-              <w:t>3.1</w:t>
-            </w:r>
-            <w:r>
-              <w:rPr>
-                <w:rFonts w:asciiTheme="minorHAnsi" w:eastAsiaTheme="minorEastAsia" w:hAnsiTheme="minorHAnsi"/>
-                <w:noProof/>
-                <w:color w:val="auto"/>
-                <w:szCs w:val="24"/>
-                <w:lang w:eastAsia="en-ID"/>
-              </w:rPr>
-              <w:tab/>
-            </w:r>
-            <w:r>
-              <w:rPr>
-                <w:rStyle w:val="Hyperlink"/>
-                <w:noProof/>
-              </w:rPr>
-              <w:t>Kesimpulan</w:t>
-            </w:r>
-            <w:r>
-              <w:rPr>
-                <w:noProof/>
-                <w:webHidden/>
-              </w:rPr>
-              <w:tab/>
-            </w:r>
-            <w:r>
-              <w:rPr>
-                <w:noProof/>
-                <w:webHidden/>
-              </w:rPr>
-              <w:fldChar w:fldCharType="begin"/>
-            </w:r>
-            <w:r>
-              <w:rPr>
-                <w:noProof/>
-                <w:webHidden/>
-              </w:rPr>
-              <w:instrText xml:space="preserve"> PAGEREF _Toc230170821 \h </w:instrText>
-            </w:r>
-            <w:r>
-              <w:rPr>
-                <w:noProof/>
-                <w:webHidden/>
-              </w:rPr>
-            </w:r>
-            <w:r>
-              <w:rPr>
-                <w:noProof/>
-                <w:webHidden/>
-              </w:rPr>
-              <w:fldChar w:fldCharType="separate"/>
-            </w:r>
-            <w:r>
-              <w:rPr>
-                <w:noProof/>
-                <w:webHidden/>
-              </w:rPr>
-              <w:t>15</w:t>
+              <w:t>18</w:t>
             </w:r>
             <w:r>
               <w:rPr>
@@ -3070,7 +2985,7 @@
         <w:pStyle w:val="Heading1"/>
         <w:spacing w:line="360" w:lineRule="auto"/>
       </w:pPr>
-      <w:bookmarkStart w:id="7" w:name="_Toc230170792"/>
+      <w:bookmarkStart w:id="7" w:name="_Toc230185681"/>
       <w:r>
         <w:lastRenderedPageBreak/>
         <w:t xml:space="preserve">BAB </w:t>
@@ -3099,7 +3014,7 @@
           <w:bCs/>
         </w:rPr>
       </w:pPr>
-      <w:bookmarkStart w:id="8" w:name="_Toc230170793"/>
+      <w:bookmarkStart w:id="8" w:name="_Toc230185682"/>
       <w:r>
         <w:rPr>
           <w:bCs/>
@@ -3969,7 +3884,7 @@
         </w:numPr>
         <w:spacing w:line="360" w:lineRule="auto"/>
       </w:pPr>
-      <w:bookmarkStart w:id="9" w:name="_Toc230170794"/>
+      <w:bookmarkStart w:id="9" w:name="_Toc230185683"/>
       <w:r>
         <w:t xml:space="preserve">Tujuan </w:t>
       </w:r>
@@ -4184,15 +4099,13 @@
         <w:rPr>
           <w:sz w:val="36"/>
           <w:szCs w:val="36"/>
-          <w:lang w:val="nl-NL"/>
-        </w:rPr>
-      </w:pPr>
-      <w:bookmarkStart w:id="10" w:name="_Toc230170795"/>
+        </w:rPr>
+      </w:pPr>
+      <w:bookmarkStart w:id="10" w:name="_Toc230185684"/>
       <w:r>
         <w:rPr>
           <w:sz w:val="36"/>
           <w:szCs w:val="36"/>
-          <w:lang w:val="nl-NL"/>
         </w:rPr>
         <w:t>LINK GITHUB:</w:t>
       </w:r>
@@ -4205,9 +4118,8 @@
         <w:rPr>
           <w:b/>
           <w:bCs/>
-          <w:sz w:val="40"/>
-          <w:szCs w:val="40"/>
-          <w:lang w:val="nl-NL"/>
+          <w:sz w:val="48"/>
+          <w:szCs w:val="48"/>
         </w:rPr>
       </w:pPr>
       <w:hyperlink r:id="rId9" w:history="1">
@@ -4218,33 +4130,50 @@
             <w:bCs/>
             <w:sz w:val="32"/>
             <w:szCs w:val="28"/>
-            <w:lang w:val="nl-NL"/>
           </w:rPr>
-          <w:t>https://github.com/iMaIrsdyh/KarimahIrsyadiyah_2411533018_ML2526/tree/main/PRAKTIKUM%205%20BUK%20ADE</w:t>
+          <w:t>https://github.com/iMaIrsdyh/</w:t>
+        </w:r>
+        <w:r>
+          <w:rPr>
+            <w:rStyle w:val="Hyperlink"/>
+            <w:b/>
+            <w:bCs/>
+            <w:sz w:val="32"/>
+            <w:szCs w:val="28"/>
+          </w:rPr>
+          <w:t>K</w:t>
+        </w:r>
+        <w:r>
+          <w:rPr>
+            <w:rStyle w:val="Hyperlink"/>
+            <w:b/>
+            <w:bCs/>
+            <w:sz w:val="32"/>
+            <w:szCs w:val="28"/>
+          </w:rPr>
+          <w:t>a</w:t>
+        </w:r>
+        <w:r>
+          <w:rPr>
+            <w:rStyle w:val="Hyperlink"/>
+            <w:b/>
+            <w:bCs/>
+            <w:sz w:val="32"/>
+            <w:szCs w:val="28"/>
+          </w:rPr>
+          <w:t>rimahIrsyadiyah_2411533018_ML2526/tree/main/PRAKTIKUM%206</w:t>
         </w:r>
       </w:hyperlink>
     </w:p>
-    <w:p>
-      <w:pPr>
-        <w:rPr>
-          <w:lang w:val="nl-NL"/>
-        </w:rPr>
-      </w:pPr>
-    </w:p>
+    <w:p/>
     <w:p>
       <w:pPr>
         <w:spacing w:line="360" w:lineRule="auto"/>
-        <w:rPr>
-          <w:lang w:val="nl-NL"/>
-        </w:rPr>
       </w:pPr>
     </w:p>
     <w:p>
       <w:pPr>
         <w:spacing w:line="360" w:lineRule="auto"/>
-        <w:rPr>
-          <w:lang w:val="nl-NL"/>
-        </w:rPr>
       </w:pPr>
     </w:p>
     <w:p>
@@ -4255,7 +4184,7 @@
           <w:lang w:val="nl-NL"/>
         </w:rPr>
       </w:pPr>
-      <w:bookmarkStart w:id="11" w:name="_Toc230170796"/>
+      <w:bookmarkStart w:id="11" w:name="_Toc230185685"/>
       <w:r>
         <w:rPr>
           <w:lang w:val="nl-NL"/>
@@ -4289,6 +4218,7 @@
         <w:pStyle w:val="Heading2"/>
         <w:spacing w:line="360" w:lineRule="auto"/>
       </w:pPr>
+      <w:bookmarkStart w:id="12" w:name="_Toc230185686"/>
       <w:r>
         <w:t xml:space="preserve">File </w:t>
       </w:r>
@@ -4296,6 +4226,7 @@
       <w:r>
         <w:t>DecisionTree.ipynb</w:t>
       </w:r>
+      <w:bookmarkEnd w:id="12"/>
       <w:proofErr w:type="spellEnd"/>
     </w:p>
     <w:p>
@@ -4312,7 +4243,7 @@
           <w:bCs/>
         </w:rPr>
       </w:pPr>
-      <w:bookmarkStart w:id="12" w:name="_Toc230170798"/>
+      <w:bookmarkStart w:id="13" w:name="_Toc230185687"/>
       <w:r>
         <w:rPr>
           <w:rStyle w:val="Heading2Char"/>
@@ -4321,7 +4252,7 @@
         </w:rPr>
         <w:t>Import Library</w:t>
       </w:r>
-      <w:bookmarkEnd w:id="12"/>
+      <w:bookmarkEnd w:id="13"/>
     </w:p>
     <w:p>
       <w:pPr>
@@ -4339,7 +4270,6 @@
           <w14:ligatures w14:val="none"/>
         </w:rPr>
       </w:pPr>
-      <w:bookmarkStart w:id="13" w:name="_Toc230170799"/>
       <w:r>
         <w:rPr>
           <w:rFonts w:ascii="Consolas" w:eastAsia="Times New Roman" w:hAnsi="Consolas" w:cs="Times New Roman"/>
@@ -5356,7 +5286,6 @@
         </w:rPr>
         <w:t xml:space="preserve"> </w:t>
       </w:r>
-      <w:bookmarkEnd w:id="13"/>
     </w:p>
     <w:p>
       <w:pPr>
@@ -5706,7 +5635,7 @@
         </w:numPr>
         <w:spacing w:line="360" w:lineRule="auto"/>
       </w:pPr>
-      <w:bookmarkStart w:id="14" w:name="_Toc230170800"/>
+      <w:bookmarkStart w:id="14" w:name="_Toc230185688"/>
       <w:r>
         <w:t>Load Dataset</w:t>
       </w:r>
@@ -6775,9 +6704,11 @@
         </w:numPr>
         <w:spacing w:line="360" w:lineRule="auto"/>
       </w:pPr>
+      <w:bookmarkStart w:id="15" w:name="_Toc230185689"/>
       <w:r>
         <w:t>Decision Tree Default</w:t>
       </w:r>
+      <w:bookmarkEnd w:id="15"/>
     </w:p>
     <w:p>
       <w:pPr>
@@ -7283,6 +7214,7 @@
         </w:numPr>
         <w:spacing w:line="360" w:lineRule="auto"/>
       </w:pPr>
+      <w:bookmarkStart w:id="16" w:name="_Toc230185690"/>
       <w:r>
         <w:lastRenderedPageBreak/>
         <w:t xml:space="preserve">Uji </w:t>
@@ -7299,6 +7231,7 @@
       <w:r>
         <w:t>max_depth</w:t>
       </w:r>
+      <w:bookmarkEnd w:id="16"/>
       <w:proofErr w:type="spellEnd"/>
     </w:p>
     <w:p>
@@ -7946,12 +7879,14 @@
           <w:lang w:val="nl-NL"/>
         </w:rPr>
       </w:pPr>
+      <w:bookmarkStart w:id="17" w:name="_Toc230185691"/>
       <w:r>
         <w:rPr>
           <w:lang w:val="nl-NL"/>
         </w:rPr>
         <w:t>Perbandingan Kriteria Split: Gini vs Entropy</w:t>
       </w:r>
+      <w:bookmarkEnd w:id="17"/>
     </w:p>
     <w:p>
       <w:pPr>
@@ -8469,6 +8404,7 @@
         </w:numPr>
         <w:spacing w:line="360" w:lineRule="auto"/>
       </w:pPr>
+      <w:bookmarkStart w:id="18" w:name="_Toc230185692"/>
       <w:proofErr w:type="spellStart"/>
       <w:r>
         <w:t>Visualisasi</w:t>
@@ -8477,6 +8413,7 @@
       <w:r>
         <w:t xml:space="preserve"> Tree</w:t>
       </w:r>
+      <w:bookmarkEnd w:id="18"/>
     </w:p>
     <w:p>
       <w:pPr>
@@ -9765,12 +9702,14 @@
           <w:lang w:val="nl-NL"/>
         </w:rPr>
       </w:pPr>
+      <w:bookmarkStart w:id="19" w:name="_Toc230185693"/>
       <w:r>
         <w:rPr>
           <w:lang w:val="nl-NL"/>
         </w:rPr>
         <w:t>Tabel Perbandingan Hasil</w:t>
       </w:r>
+      <w:bookmarkEnd w:id="19"/>
     </w:p>
     <w:p>
       <w:pPr>
@@ -10636,7 +10575,7 @@
           <w:lang w:val="nl-NL"/>
         </w:rPr>
       </w:pPr>
-      <w:bookmarkStart w:id="15" w:name="_Toc230170808"/>
+      <w:bookmarkStart w:id="20" w:name="_Toc230185694"/>
       <w:r>
         <w:rPr>
           <w:lang w:val="nl-NL"/>
@@ -10644,7 +10583,7 @@
         <w:lastRenderedPageBreak/>
         <w:t>TUGAS PRAKTIKUM</w:t>
       </w:r>
-      <w:bookmarkEnd w:id="15"/>
+      <w:bookmarkEnd w:id="20"/>
     </w:p>
     <w:p>
       <w:pPr>
@@ -10653,12 +10592,14 @@
           <w:lang w:val="nl-NL"/>
         </w:rPr>
       </w:pPr>
+      <w:bookmarkStart w:id="21" w:name="_Toc230185695"/>
       <w:r>
         <w:rPr>
           <w:lang w:val="nl-NL"/>
         </w:rPr>
         <w:t>Tugas_Decision_Tree.ipynb</w:t>
       </w:r>
+      <w:bookmarkEnd w:id="21"/>
     </w:p>
     <w:p>
       <w:pPr>
@@ -10672,12 +10613,14 @@
           <w:lang w:val="nl-NL"/>
         </w:rPr>
       </w:pPr>
+      <w:bookmarkStart w:id="22" w:name="_Toc230185696"/>
       <w:r>
         <w:rPr>
           <w:lang w:val="nl-NL"/>
         </w:rPr>
         <w:t>Uji max_depth Hingga 30</w:t>
       </w:r>
+      <w:bookmarkEnd w:id="22"/>
     </w:p>
     <w:p>
       <w:pPr>
@@ -13525,6 +13468,7 @@
         </w:numPr>
         <w:spacing w:line="360" w:lineRule="auto"/>
       </w:pPr>
+      <w:bookmarkStart w:id="23" w:name="_Toc230185697"/>
       <w:proofErr w:type="spellStart"/>
       <w:r>
         <w:lastRenderedPageBreak/>
@@ -13538,6 +13482,7 @@
       <w:r>
         <w:t>min_samples_split</w:t>
       </w:r>
+      <w:bookmarkEnd w:id="23"/>
       <w:proofErr w:type="spellEnd"/>
     </w:p>
     <w:p>
@@ -14041,6 +13986,7 @@
         </w:numPr>
         <w:spacing w:line="360" w:lineRule="auto"/>
       </w:pPr>
+      <w:bookmarkStart w:id="24" w:name="_Toc230185698"/>
       <w:proofErr w:type="spellStart"/>
       <w:r>
         <w:lastRenderedPageBreak/>
@@ -14054,6 +14000,7 @@
       <w:r>
         <w:t>min_samples_leaf</w:t>
       </w:r>
+      <w:bookmarkEnd w:id="24"/>
       <w:proofErr w:type="spellEnd"/>
     </w:p>
     <w:p>
@@ -14495,6 +14442,7 @@
           <w:bCs/>
         </w:rPr>
       </w:pPr>
+      <w:bookmarkStart w:id="25" w:name="_Toc230185699"/>
       <w:proofErr w:type="spellStart"/>
       <w:r>
         <w:rPr>
@@ -14524,6 +14472,7 @@
         </w:rPr>
         <w:t xml:space="preserve"> Logistic Regression</w:t>
       </w:r>
+      <w:bookmarkEnd w:id="25"/>
     </w:p>
     <w:p>
       <w:pPr>
@@ -14999,12 +14948,12 @@
         </w:numPr>
         <w:spacing w:line="360" w:lineRule="auto"/>
       </w:pPr>
-      <w:bookmarkStart w:id="16" w:name="_Toc230170813"/>
+      <w:bookmarkStart w:id="26" w:name="_Toc230185700"/>
       <w:r>
         <w:lastRenderedPageBreak/>
         <w:t>5-Fold Cross Validation</w:t>
       </w:r>
-      <w:bookmarkEnd w:id="16"/>
+      <w:bookmarkEnd w:id="26"/>
     </w:p>
     <w:p>
       <w:pPr>
@@ -15529,6 +15478,7 @@
         </w:numPr>
         <w:spacing w:line="360" w:lineRule="auto"/>
       </w:pPr>
+      <w:bookmarkStart w:id="27" w:name="_Toc230185701"/>
       <w:r>
         <w:lastRenderedPageBreak/>
         <w:t xml:space="preserve">Tabel Hasil </w:t>
@@ -15545,6 +15495,7 @@
       <w:r>
         <w:t>Individu</w:t>
       </w:r>
+      <w:bookmarkEnd w:id="27"/>
       <w:proofErr w:type="spellEnd"/>
     </w:p>
     <w:p>
@@ -15717,12 +15668,12 @@
         <w:pStyle w:val="Heading1"/>
         <w:spacing w:line="360" w:lineRule="auto"/>
       </w:pPr>
-      <w:bookmarkStart w:id="17" w:name="_Toc230170814"/>
+      <w:bookmarkStart w:id="28" w:name="_Toc230185702"/>
       <w:r>
         <w:lastRenderedPageBreak/>
         <w:t>PERTANYAAN REFLEKTIF</w:t>
       </w:r>
-      <w:bookmarkEnd w:id="17"/>
+      <w:bookmarkEnd w:id="28"/>
     </w:p>
     <w:p>
       <w:pPr>
@@ -15733,6 +15684,7 @@
         </w:numPr>
         <w:spacing w:line="360" w:lineRule="auto"/>
       </w:pPr>
+      <w:bookmarkStart w:id="29" w:name="_Toc230185703"/>
       <w:proofErr w:type="spellStart"/>
       <w:r>
         <w:t>Mengapa</w:t>
@@ -15749,6 +15701,7 @@
       <w:r>
         <w:t xml:space="preserve"> overfit?</w:t>
       </w:r>
+      <w:bookmarkEnd w:id="29"/>
     </w:p>
     <w:p>
       <w:pPr>
@@ -16064,6 +16017,7 @@
         </w:numPr>
         <w:spacing w:line="360" w:lineRule="auto"/>
       </w:pPr>
+      <w:bookmarkStart w:id="30" w:name="_Toc230185704"/>
       <w:proofErr w:type="spellStart"/>
       <w:r>
         <w:t>Mengapa</w:t>
@@ -16096,6 +16050,7 @@
       <w:r>
         <w:t xml:space="preserve"> train accuracy = 1?</w:t>
       </w:r>
+      <w:bookmarkEnd w:id="30"/>
     </w:p>
     <w:p>
       <w:pPr>
@@ -16350,6 +16305,7 @@
         </w:numPr>
         <w:spacing w:line="360" w:lineRule="auto"/>
       </w:pPr>
+      <w:bookmarkStart w:id="31" w:name="_Toc230185705"/>
       <w:proofErr w:type="spellStart"/>
       <w:r>
         <w:t>Mengapa</w:t>
@@ -16374,6 +16330,7 @@
       <w:r>
         <w:t xml:space="preserve"> overfitting?</w:t>
       </w:r>
+      <w:bookmarkEnd w:id="31"/>
     </w:p>
     <w:p>
       <w:pPr>
@@ -16405,6 +16362,7 @@
         </w:numPr>
         <w:spacing w:line="360" w:lineRule="auto"/>
       </w:pPr>
+      <w:bookmarkStart w:id="32" w:name="_Toc230185706"/>
       <w:r>
         <w:t xml:space="preserve">Kapan Decision Tree </w:t>
       </w:r>
@@ -16432,6 +16390,7 @@
       <w:r>
         <w:t xml:space="preserve"> Logistic Regression?</w:t>
       </w:r>
+      <w:bookmarkEnd w:id="32"/>
     </w:p>
     <w:p>
       <w:pPr>
@@ -16734,12 +16693,14 @@
           <w:lang w:val="nl-NL"/>
         </w:rPr>
       </w:pPr>
+      <w:bookmarkStart w:id="33" w:name="_Toc230185707"/>
       <w:r>
         <w:rPr>
           <w:lang w:val="nl-NL"/>
         </w:rPr>
         <w:t>Apakah model paling kompleks selalu terbaik?</w:t>
       </w:r>
+      <w:bookmarkEnd w:id="33"/>
     </w:p>
     <w:p>
       <w:pPr>
@@ -16769,7 +16730,7 @@
         <w:pStyle w:val="Heading1"/>
         <w:spacing w:line="360" w:lineRule="auto"/>
       </w:pPr>
-      <w:bookmarkStart w:id="18" w:name="_Toc230170820"/>
+      <w:bookmarkStart w:id="34" w:name="_Toc230185708"/>
       <w:r>
         <w:lastRenderedPageBreak/>
         <w:t>BAB III</w:t>
@@ -16778,7 +16739,7 @@
         <w:br/>
         <w:t>PENUTUP</w:t>
       </w:r>
-      <w:bookmarkEnd w:id="18"/>
+      <w:bookmarkEnd w:id="34"/>
     </w:p>
     <w:p>
       <w:pPr>
@@ -16789,11 +16750,11 @@
         </w:numPr>
         <w:spacing w:line="360" w:lineRule="auto"/>
       </w:pPr>
-      <w:bookmarkStart w:id="19" w:name="_Toc230170821"/>
+      <w:bookmarkStart w:id="35" w:name="_Toc230185709"/>
       <w:r>
         <w:t>Kesimpulan</w:t>
       </w:r>
-      <w:bookmarkEnd w:id="19"/>
+      <w:bookmarkEnd w:id="35"/>
     </w:p>
     <w:p>
       <w:pPr>
